--- a/manuals/logs/first_sampling_decision_log.docx
+++ b/manuals/logs/first_sampling_decision_log.docx
@@ -3577,7 +3577,19 @@
     </w:tbl>
     <w:p>
       <w:r>
-        <w:t>Each community was then checked again to exclude any single-post combination whose content is already conveyed by a combination included above.</w:t>
+        <w:rPr>
+          <w:rFonts w:hint="eastAsia"/>
+        </w:rPr>
+        <w:t xml:space="preserve">* </w:t>
+      </w:r>
+      <w:r>
+        <w:t xml:space="preserve">Each community was then checked again to exclude any </w:t>
+      </w:r>
+      <w:r>
+        <w:t xml:space="preserve">SINGLE-POST COMBINATION </w:t>
+      </w:r>
+      <w:r>
+        <w:t>whose content is already conveyed by a combination included above.</w:t>
       </w:r>
     </w:p>
     <w:p>
@@ -3884,6 +3896,138 @@
         </w:rPr>
         <w:t>Only r/therapy and r/Anxiety have combinations remaining, one case each.</w:t>
       </w:r>
+    </w:p>
+    <w:tbl>
+      <w:tblPr>
+        <w:tblStyle w:val="af1"/>
+        <w:tblW w:w="9351" w:type="dxa"/>
+        <w:tblLook w:val="04A0" w:firstRow="1" w:lastRow="0" w:firstColumn="1" w:lastColumn="0" w:noHBand="0" w:noVBand="1"/>
+      </w:tblPr>
+      <w:tblGrid>
+        <w:gridCol w:w="2122"/>
+        <w:gridCol w:w="7229"/>
+      </w:tblGrid>
+      <w:tr>
+        <w:tc>
+          <w:tcPr>
+            <w:tcW w:w="2122" w:type="dxa"/>
+            <w:shd w:val="clear" w:color="auto" w:fill="DAE1D3" w:themeFill="accent1" w:themeFillTint="66"/>
+          </w:tcPr>
+          <w:p>
+            <w:pPr>
+              <w:rPr>
+                <w:b/>
+                <w:bCs/>
+              </w:rPr>
+            </w:pPr>
+            <w:r>
+              <w:rPr>
+                <w:b/>
+                <w:bCs/>
+              </w:rPr>
+              <w:t>Item</w:t>
+            </w:r>
+          </w:p>
+        </w:tc>
+        <w:tc>
+          <w:tcPr>
+            <w:tcW w:w="7229" w:type="dxa"/>
+            <w:shd w:val="clear" w:color="auto" w:fill="DAE1D3" w:themeFill="accent1" w:themeFillTint="66"/>
+          </w:tcPr>
+          <w:p>
+            <w:pPr>
+              <w:rPr>
+                <w:b/>
+                <w:bCs/>
+              </w:rPr>
+            </w:pPr>
+            <w:r>
+              <w:rPr>
+                <w:rFonts w:hint="eastAsia"/>
+                <w:b/>
+                <w:bCs/>
+              </w:rPr>
+              <w:t>Content</w:t>
+            </w:r>
+          </w:p>
+        </w:tc>
+      </w:tr>
+      <w:tr>
+        <w:tc>
+          <w:tcPr>
+            <w:tcW w:w="2122" w:type="dxa"/>
+          </w:tcPr>
+          <w:p>
+            <w:r>
+              <w:t>NM x Episodic x PE</w:t>
+            </w:r>
+          </w:p>
+        </w:tc>
+        <w:tc>
+          <w:tcPr>
+            <w:tcW w:w="7229" w:type="dxa"/>
+          </w:tcPr>
+          <w:p>
+            <w:pPr>
+              <w:rPr>
+                <w:rFonts w:hint="eastAsia"/>
+              </w:rPr>
+            </w:pPr>
+            <w:r>
+              <w:rPr>
+                <w:rFonts w:hint="eastAsia"/>
+              </w:rPr>
+              <w:t>A general evaluation regarding the answering quality of LLM</w:t>
+            </w:r>
+          </w:p>
+        </w:tc>
+      </w:tr>
+      <w:tr>
+        <w:tc>
+          <w:tcPr>
+            <w:tcW w:w="2122" w:type="dxa"/>
+          </w:tcPr>
+          <w:p>
+            <w:r>
+              <w:t>Primary x NM x TA</w:t>
+            </w:r>
+          </w:p>
+        </w:tc>
+        <w:tc>
+          <w:tcPr>
+            <w:tcW w:w="7229" w:type="dxa"/>
+          </w:tcPr>
+          <w:p>
+            <w:pPr>
+              <w:rPr>
+                <w:rFonts w:hint="eastAsia"/>
+              </w:rPr>
+            </w:pPr>
+            <w:r>
+              <w:rPr>
+                <w:rFonts w:hint="eastAsia"/>
+              </w:rPr>
+              <w:t xml:space="preserve">The only post aiming at </w:t>
+            </w:r>
+            <w:r>
+              <w:t>criticizing</w:t>
+            </w:r>
+            <w:r>
+              <w:rPr>
+                <w:rFonts w:hint="eastAsia"/>
+              </w:rPr>
+              <w:t xml:space="preserve"> human therapists, with no exception</w:t>
+            </w:r>
+          </w:p>
+        </w:tc>
+      </w:tr>
+    </w:tbl>
+    <w:p>
+      <w:pPr>
+        <w:rPr>
+          <w:rStyle w:val="ae"/>
+        </w:rPr>
+      </w:pPr>
     </w:p>
     <w:p>
       <w:pPr>
@@ -4748,7 +4892,6 @@
   <w:style w:type="character" w:default="1" w:styleId="a0">
     <w:name w:val="Default Paragraph Font"/>
     <w:uiPriority w:val="1"/>
-    <w:semiHidden/>
     <w:unhideWhenUsed/>
   </w:style>
   <w:style w:type="table" w:default="1" w:styleId="a1">

--- a/manuals/logs/first_sampling_decision_log.docx
+++ b/manuals/logs/first_sampling_decision_log.docx
@@ -2230,7 +2230,73 @@
           </w:tcPr>
           <w:p>
             <w:r>
-              <w:t>Y: most are in the course of shifting from AI to human help, and never favour AI over human in their talk</w:t>
+              <w:rPr>
+                <w:rFonts w:hint="eastAsia"/>
+              </w:rPr>
+              <w:t>Hard to say, but probably yes</w:t>
+            </w:r>
+            <w:r>
+              <w:t xml:space="preserve">: </w:t>
+            </w:r>
+            <w:r>
+              <w:rPr>
+                <w:rFonts w:hint="eastAsia"/>
+              </w:rPr>
+              <w:t xml:space="preserve">two posts </w:t>
+            </w:r>
+            <w:r>
+              <w:t>are in the course of shifting from AI to human help</w:t>
+            </w:r>
+            <w:r>
+              <w:rPr>
+                <w:rFonts w:hint="eastAsia"/>
+              </w:rPr>
+              <w:t xml:space="preserve"> </w:t>
+            </w:r>
+            <w:r>
+              <w:rPr>
+                <w:rFonts w:hint="eastAsia"/>
+              </w:rPr>
+              <w:t>and</w:t>
+            </w:r>
+            <w:r>
+              <w:rPr>
+                <w:rFonts w:hint="eastAsia"/>
+              </w:rPr>
+              <w:t xml:space="preserve"> </w:t>
+            </w:r>
+            <w:r>
+              <w:rPr>
+                <w:rFonts w:hint="eastAsia"/>
+              </w:rPr>
+              <w:t xml:space="preserve">one is </w:t>
+            </w:r>
+            <w:r>
+              <w:rPr>
+                <w:rFonts w:hint="eastAsia"/>
+              </w:rPr>
+              <w:t>other way around</w:t>
+            </w:r>
+            <w:r>
+              <w:rPr>
+                <w:rFonts w:hint="eastAsia"/>
+              </w:rPr>
+              <w:t xml:space="preserve">, and the one deviated is also asking </w:t>
+            </w:r>
+            <w:r>
+              <w:rPr>
+                <w:rFonts w:hint="eastAsia"/>
+              </w:rPr>
+              <w:t>for others</w:t>
+            </w:r>
+            <w:r>
+              <w:t>’</w:t>
+            </w:r>
+            <w:r>
+              <w:rPr>
+                <w:rFonts w:hint="eastAsia"/>
+              </w:rPr>
+              <w:t xml:space="preserve"> opinion</w:t>
             </w:r>
           </w:p>
         </w:tc>
@@ -2244,6 +2310,26 @@
                 <w:rFonts w:hint="eastAsia"/>
               </w:rPr>
               <w:t>N</w:t>
+            </w:r>
+            <w:r>
+              <w:rPr>
+                <w:rFonts w:hint="eastAsia"/>
+              </w:rPr>
+              <w:t>: the counterparts in r/</w:t>
+            </w:r>
+            <w:proofErr w:type="spellStart"/>
+            <w:r>
+              <w:rPr>
+                <w:rFonts w:hint="eastAsia"/>
+              </w:rPr>
+              <w:t>therapyGPT</w:t>
+            </w:r>
+            <w:proofErr w:type="spellEnd"/>
+            <w:r>
+              <w:rPr>
+                <w:rFonts w:hint="eastAsia"/>
+              </w:rPr>
+              <w:t xml:space="preserve"> are different</w:t>
             </w:r>
           </w:p>
         </w:tc>
@@ -2271,7 +2357,16 @@
           </w:tcPr>
           <w:p>
             <w:r>
-              <w:t>Hard to say: does not favour AI over human help, but criticises it</w:t>
+              <w:t>Hard to say: does not favour AI over human help, but critici</w:t>
+            </w:r>
+            <w:r>
+              <w:rPr>
+                <w:rFonts w:hint="eastAsia"/>
+              </w:rPr>
+              <w:t>z</w:t>
+            </w:r>
+            <w:r>
+              <w:t>es it</w:t>
             </w:r>
           </w:p>
         </w:tc>
@@ -2815,6 +2910,7 @@
               <w:rPr>
                 <w:rFonts w:hint="eastAsia"/>
               </w:rPr>
+              <w:lastRenderedPageBreak/>
               <w:t>r/therapy</w:t>
             </w:r>
           </w:p>
@@ -2901,7 +2997,6 @@
         <w:pStyle w:val="3"/>
       </w:pPr>
       <w:r>
-        <w:lastRenderedPageBreak/>
         <w:t>2.2.2 Can the posts remaining in a community, outside the dominant combinations, be grouped into one group whose number is markedly higher than the same content elsewhere?</w:t>
       </w:r>
     </w:p>
@@ -3580,6 +3675,7 @@
         <w:rPr>
           <w:rFonts w:hint="eastAsia"/>
         </w:rPr>
+        <w:lastRenderedPageBreak/>
         <w:t xml:space="preserve">* </w:t>
       </w:r>
       <w:r>
@@ -3628,7 +3724,6 @@
                 <w:b/>
                 <w:bCs/>
               </w:rPr>
-              <w:lastRenderedPageBreak/>
               <w:t>Item</w:t>
             </w:r>
           </w:p>
@@ -3676,7 +3771,7 @@
           </w:tcPr>
           <w:p>
             <w:r>
-              <w:t>Habitual x SR x Primary posts are alike, but the non-Primary posts describe serious dependence, conveying illusion and real pain at once</w:t>
+              <w:t>non-Primary posts describe serious dependence, conveying illusion and real pain at once</w:t>
             </w:r>
           </w:p>
         </w:tc>
@@ -3782,7 +3877,7 @@
               <w:rPr>
                 <w:rFonts w:hint="eastAsia"/>
               </w:rPr>
-              <w:t>Habitual x Supplement x CO</w:t>
+              <w:t>Primary x SE</w:t>
             </w:r>
           </w:p>
         </w:tc>
@@ -3792,85 +3887,7 @@
           </w:tcPr>
           <w:p>
             <w:r>
-              <w:t>Unique case: self-abandonment, with the therapist felt to be tolerating her out of duty</w:t>
-            </w:r>
-          </w:p>
-        </w:tc>
-      </w:tr>
-      <w:tr>
-        <w:tc>
-          <w:tcPr>
-            <w:tcW w:w="2122" w:type="dxa"/>
-          </w:tcPr>
-          <w:p>
-            <w:r>
-              <w:rPr>
-                <w:rFonts w:hint="eastAsia"/>
-              </w:rPr>
-              <w:t>Primary x SE</w:t>
-            </w:r>
-          </w:p>
-        </w:tc>
-        <w:tc>
-          <w:tcPr>
-            <w:tcW w:w="7229" w:type="dxa"/>
-          </w:tcPr>
-          <w:p>
-            <w:r>
               <w:t>AI presented as very helpful</w:t>
-            </w:r>
-          </w:p>
-        </w:tc>
-      </w:tr>
-      <w:tr>
-        <w:tc>
-          <w:tcPr>
-            <w:tcW w:w="2122" w:type="dxa"/>
-          </w:tcPr>
-          <w:p>
-            <w:r>
-              <w:t>T</w:t>
-            </w:r>
-            <w:r>
-              <w:rPr>
-                <w:rFonts w:hint="eastAsia"/>
-              </w:rPr>
-              <w:t>ype = N</w:t>
-            </w:r>
-          </w:p>
-        </w:tc>
-        <w:tc>
-          <w:tcPr>
-            <w:tcW w:w="7229" w:type="dxa"/>
-          </w:tcPr>
-          <w:p>
-            <w:r>
-              <w:t>The only case with markedly disorganised language, and the only case coded Type = N</w:t>
-            </w:r>
-          </w:p>
-        </w:tc>
-      </w:tr>
-      <w:tr>
-        <w:tc>
-          <w:tcPr>
-            <w:tcW w:w="2122" w:type="dxa"/>
-          </w:tcPr>
-          <w:p>
-            <w:r>
-              <w:rPr>
-                <w:rFonts w:hint="eastAsia"/>
-              </w:rPr>
-              <w:t>Habitual x ES</w:t>
-            </w:r>
-          </w:p>
-        </w:tc>
-        <w:tc>
-          <w:tcPr>
-            <w:tcW w:w="7229" w:type="dxa"/>
-          </w:tcPr>
-          <w:p>
-            <w:r>
-              <w:t>Strong self-blame about using AI for help, or disillusionment with people in general</w:t>
             </w:r>
           </w:p>
         </w:tc>
@@ -3959,6 +3976,12 @@
           </w:tcPr>
           <w:p>
             <w:r>
+              <w:rPr>
+                <w:rFonts w:hint="eastAsia"/>
+              </w:rPr>
+              <w:t xml:space="preserve">r/Anxiety x </w:t>
+            </w:r>
+            <w:r>
               <w:t>NM x Episodic x PE</w:t>
             </w:r>
           </w:p>
@@ -3968,6 +3991,70 @@
             <w:tcW w:w="7229" w:type="dxa"/>
           </w:tcPr>
           <w:p>
+            <w:r>
+              <w:rPr>
+                <w:rFonts w:hint="eastAsia"/>
+              </w:rPr>
+              <w:t>A general evaluation regarding the answering quality of LLM</w:t>
+            </w:r>
+          </w:p>
+        </w:tc>
+      </w:tr>
+      <w:tr>
+        <w:tc>
+          <w:tcPr>
+            <w:tcW w:w="2122" w:type="dxa"/>
+          </w:tcPr>
+          <w:p>
+            <w:r>
+              <w:rPr>
+                <w:rFonts w:hint="eastAsia"/>
+              </w:rPr>
+              <w:t>r/</w:t>
+            </w:r>
+            <w:r>
+              <w:t>T</w:t>
+            </w:r>
+            <w:r>
+              <w:rPr>
+                <w:rFonts w:hint="eastAsia"/>
+              </w:rPr>
+              <w:t xml:space="preserve">herapy x </w:t>
+            </w:r>
+            <w:r>
+              <w:t>Primary x NM x TA</w:t>
+            </w:r>
+          </w:p>
+        </w:tc>
+        <w:tc>
+          <w:tcPr>
+            <w:tcW w:w="7229" w:type="dxa"/>
+          </w:tcPr>
+          <w:p>
+            <w:r>
+              <w:rPr>
+                <w:rFonts w:hint="eastAsia"/>
+              </w:rPr>
+              <w:t xml:space="preserve">The only post aiming at </w:t>
+            </w:r>
+            <w:r>
+              <w:t>criticizing</w:t>
+            </w:r>
+            <w:r>
+              <w:rPr>
+                <w:rFonts w:hint="eastAsia"/>
+              </w:rPr>
+              <w:t xml:space="preserve"> human therapists, with no exception</w:t>
+            </w:r>
+          </w:p>
+        </w:tc>
+      </w:tr>
+      <w:tr>
+        <w:tc>
+          <w:tcPr>
+            <w:tcW w:w="2122" w:type="dxa"/>
+          </w:tcPr>
+          <w:p>
             <w:pPr>
               <w:rPr>
                 <w:rFonts w:hint="eastAsia"/>
@@ -3977,7 +4064,22 @@
               <w:rPr>
                 <w:rFonts w:hint="eastAsia"/>
               </w:rPr>
-              <w:t>A general evaluation regarding the answering quality of LLM</w:t>
+              <w:t>r/depression x Supplement x Habitual x CO</w:t>
+            </w:r>
+          </w:p>
+        </w:tc>
+        <w:tc>
+          <w:tcPr>
+            <w:tcW w:w="7229" w:type="dxa"/>
+          </w:tcPr>
+          <w:p>
+            <w:pPr>
+              <w:rPr>
+                <w:rFonts w:hint="eastAsia"/>
+              </w:rPr>
+            </w:pPr>
+            <w:r>
+              <w:t>Unique case: self-abandonment, with the therapist felt to be tolerating her out of duty</w:t>
             </w:r>
           </w:p>
         </w:tc>
@@ -3988,8 +4090,36 @@
             <w:tcW w:w="2122" w:type="dxa"/>
           </w:tcPr>
           <w:p>
-            <w:r>
-              <w:t>Primary x NM x TA</w:t>
+            <w:pPr>
+              <w:rPr>
+                <w:rFonts w:hint="eastAsia"/>
+              </w:rPr>
+            </w:pPr>
+            <w:r>
+              <w:rPr>
+                <w:rFonts w:hint="eastAsia"/>
+              </w:rPr>
+              <w:t>r/</w:t>
+            </w:r>
+            <w:proofErr w:type="spellStart"/>
+            <w:r>
+              <w:rPr>
+                <w:rFonts w:hint="eastAsia"/>
+              </w:rPr>
+              <w:t>mentalhealth</w:t>
+            </w:r>
+            <w:proofErr w:type="spellEnd"/>
+            <w:r>
+              <w:rPr>
+                <w:rFonts w:hint="eastAsia"/>
+              </w:rPr>
+              <w:t xml:space="preserve"> x Primary x Habitual x N</w:t>
+            </w:r>
+            <w:r>
+              <w:rPr>
+                <w:rFonts w:hint="eastAsia"/>
+              </w:rPr>
+              <w:t xml:space="preserve"> (2)</w:t>
             </w:r>
           </w:p>
         </w:tc>
@@ -4007,16 +4137,43 @@
               <w:rPr>
                 <w:rFonts w:hint="eastAsia"/>
               </w:rPr>
-              <w:t xml:space="preserve">The only post aiming at </w:t>
-            </w:r>
-            <w:r>
-              <w:t>criticizing</w:t>
-            </w:r>
-            <w:r>
-              <w:rPr>
-                <w:rFonts w:hint="eastAsia"/>
-              </w:rPr>
-              <w:t xml:space="preserve"> human therapists, with no exception</w:t>
+              <w:t xml:space="preserve">The only </w:t>
+            </w:r>
+            <w:r>
+              <w:t>combination</w:t>
+            </w:r>
+            <w:r>
+              <w:rPr>
+                <w:rFonts w:hint="eastAsia"/>
+              </w:rPr>
+              <w:t xml:space="preserve"> </w:t>
+            </w:r>
+            <w:r>
+              <w:rPr>
+                <w:rFonts w:hint="eastAsia"/>
+              </w:rPr>
+              <w:t>did not mention the usage intent; one post was from a special individual with deficit in written expression;</w:t>
+            </w:r>
+            <w:r>
+              <w:rPr>
+                <w:rFonts w:hint="eastAsia"/>
+              </w:rPr>
+              <w:t xml:space="preserve"> </w:t>
+            </w:r>
+            <w:r>
+              <w:rPr>
+                <w:rFonts w:hint="eastAsia"/>
+              </w:rPr>
+              <w:t xml:space="preserve">one post was from a suspiciously </w:t>
+            </w:r>
+            <w:r>
+              <w:t>hypersexuality</w:t>
+            </w:r>
+            <w:r>
+              <w:rPr>
+                <w:rFonts w:hint="eastAsia"/>
+              </w:rPr>
+              <w:t xml:space="preserve"> individual</w:t>
             </w:r>
           </w:p>
         </w:tc>
@@ -4203,38 +4360,6 @@
           </w:tcPr>
           <w:p>
             <w:r>
-              <w:t>Distinctive single point</w:t>
-            </w:r>
-          </w:p>
-        </w:tc>
-        <w:tc>
-          <w:tcPr>
-            <w:tcW w:w="2880" w:type="dxa"/>
-          </w:tcPr>
-          <w:p>
-            <w:r>
-              <w:t>1–2</w:t>
-            </w:r>
-          </w:p>
-        </w:tc>
-        <w:tc>
-          <w:tcPr>
-            <w:tcW w:w="3591" w:type="dxa"/>
-          </w:tcPr>
-          <w:p>
-            <w:r>
-              <w:t>Nothing more to see</w:t>
-            </w:r>
-          </w:p>
-        </w:tc>
-      </w:tr>
-      <w:tr>
-        <w:tc>
-          <w:tcPr>
-            <w:tcW w:w="2880" w:type="dxa"/>
-          </w:tcPr>
-          <w:p>
-            <w:r>
               <w:t>Left over</w:t>
             </w:r>
           </w:p>
@@ -4283,6 +4408,56 @@
     </w:sectPr>
   </w:body>
 </w:document>
+</file>
+
+<file path=word/endnotes.xml><?xml version="1.0" encoding="utf-8"?>
+<w:endnotes xmlns:wpc="http://schemas.microsoft.com/office/word/2010/wordprocessingCanvas" xmlns:cx="http://schemas.microsoft.com/office/drawing/2014/chartex" xmlns:cx1="http://schemas.microsoft.com/office/drawing/2015/9/8/chartex" xmlns:cx2="http://schemas.microsoft.com/office/drawing/2015/10/21/chartex" xmlns:cx3="http://schemas.microsoft.com/office/drawing/2016/5/9/chartex" xmlns:cx4="http://schemas.microsoft.com/office/drawing/2016/5/10/chartex" xmlns:cx5="http://schemas.microsoft.com/office/drawing/2016/5/11/chartex" xmlns:cx6="http://schemas.microsoft.com/office/drawing/2016/5/12/chartex" xmlns:cx7="http://schemas.microsoft.com/office/drawing/2016/5/13/chartex" xmlns:cx8="http://schemas.microsoft.com/office/drawing/2016/5/14/chartex" xmlns:mc="http://schemas.openxmlformats.org/markup-compatibility/2006" xmlns:aink="http://schemas.microsoft.com/office/drawing/2016/ink" xmlns:am3d="http://schemas.microsoft.com/office/drawing/2017/model3d" xmlns:o="urn:schemas-microsoft-com:office:office" xmlns:oel="http://schemas.microsoft.com/office/2019/extlst" xmlns:r="http://schemas.openxmlformats.org/officeDocument/2006/relationships" xmlns:m="http://schemas.openxmlformats.org/officeDocument/2006/math" xmlns:v="urn:schemas-microsoft-com:vml" xmlns:wp14="http://schemas.microsoft.com/office/word/2010/wordprocessingDrawing" xmlns:wp="http://schemas.openxmlformats.org/drawingml/2006/wordprocessingDrawing" xmlns:w10="urn:schemas-microsoft-com:office:word" xmlns:w="http://schemas.openxmlformats.org/wordprocessingml/2006/main" xmlns:w14="http://schemas.microsoft.com/office/word/2010/wordml" xmlns:w15="http://schemas.microsoft.com/office/word/2012/wordml" xmlns:w16cex="http://schemas.microsoft.com/office/word/2018/wordml/cex" xmlns:w16cid="http://schemas.microsoft.com/office/word/2016/wordml/cid" xmlns:w16="http://schemas.microsoft.com/office/word/2018/wordml" xmlns:w16du="http://schemas.microsoft.com/office/word/2023/wordml/word16du" xmlns:w16sdtdh="http://schemas.microsoft.com/office/word/2020/wordml/sdtdatahash" xmlns:w16sdtfl="http://schemas.microsoft.com/office/word/2024/wordml/sdtformatlock" xmlns:w16se="http://schemas.microsoft.com/office/word/2015/wordml/symex" xmlns:wpg="http://schemas.microsoft.com/office/word/2010/wordprocessingGroup" xmlns:wpi="http://schemas.microsoft.com/office/word/2010/wordprocessingInk" xmlns:wne="http://schemas.microsoft.com/office/word/2006/wordml" xmlns:wps="http://schemas.microsoft.com/office/word/2010/wordprocessingShape" mc:Ignorable="w14 w15 w16se w16cid w16 w16cex w16sdtdh w16sdtfl w16du wp14">
+  <w:endnote w:type="separator" w:id="-1">
+    <w:p>
+      <w:pPr>
+        <w:spacing w:before="0" w:after="0" w:line="240" w:lineRule="auto"/>
+      </w:pPr>
+      <w:r>
+        <w:separator/>
+      </w:r>
+    </w:p>
+  </w:endnote>
+  <w:endnote w:type="continuationSeparator" w:id="0">
+    <w:p>
+      <w:pPr>
+        <w:spacing w:before="0" w:after="0" w:line="240" w:lineRule="auto"/>
+      </w:pPr>
+      <w:r>
+        <w:continuationSeparator/>
+      </w:r>
+    </w:p>
+  </w:endnote>
+</w:endnotes>
+</file>
+
+<file path=word/footnotes.xml><?xml version="1.0" encoding="utf-8"?>
+<w:footnotes xmlns:wpc="http://schemas.microsoft.com/office/word/2010/wordprocessingCanvas" xmlns:cx="http://schemas.microsoft.com/office/drawing/2014/chartex" xmlns:cx1="http://schemas.microsoft.com/office/drawing/2015/9/8/chartex" xmlns:cx2="http://schemas.microsoft.com/office/drawing/2015/10/21/chartex" xmlns:cx3="http://schemas.microsoft.com/office/drawing/2016/5/9/chartex" xmlns:cx4="http://schemas.microsoft.com/office/drawing/2016/5/10/chartex" xmlns:cx5="http://schemas.microsoft.com/office/drawing/2016/5/11/chartex" xmlns:cx6="http://schemas.microsoft.com/office/drawing/2016/5/12/chartex" xmlns:cx7="http://schemas.microsoft.com/office/drawing/2016/5/13/chartex" xmlns:cx8="http://schemas.microsoft.com/office/drawing/2016/5/14/chartex" xmlns:mc="http://schemas.openxmlformats.org/markup-compatibility/2006" xmlns:aink="http://schemas.microsoft.com/office/drawing/2016/ink" xmlns:am3d="http://schemas.microsoft.com/office/drawing/2017/model3d" xmlns:o="urn:schemas-microsoft-com:office:office" xmlns:oel="http://schemas.microsoft.com/office/2019/extlst" xmlns:r="http://schemas.openxmlformats.org/officeDocument/2006/relationships" xmlns:m="http://schemas.openxmlformats.org/officeDocument/2006/math" xmlns:v="urn:schemas-microsoft-com:vml" xmlns:wp14="http://schemas.microsoft.com/office/word/2010/wordprocessingDrawing" xmlns:wp="http://schemas.openxmlformats.org/drawingml/2006/wordprocessingDrawing" xmlns:w10="urn:schemas-microsoft-com:office:word" xmlns:w="http://schemas.openxmlformats.org/wordprocessingml/2006/main" xmlns:w14="http://schemas.microsoft.com/office/word/2010/wordml" xmlns:w15="http://schemas.microsoft.com/office/word/2012/wordml" xmlns:w16cex="http://schemas.microsoft.com/office/word/2018/wordml/cex" xmlns:w16cid="http://schemas.microsoft.com/office/word/2016/wordml/cid" xmlns:w16="http://schemas.microsoft.com/office/word/2018/wordml" xmlns:w16du="http://schemas.microsoft.com/office/word/2023/wordml/word16du" xmlns:w16sdtdh="http://schemas.microsoft.com/office/word/2020/wordml/sdtdatahash" xmlns:w16sdtfl="http://schemas.microsoft.com/office/word/2024/wordml/sdtformatlock" xmlns:w16se="http://schemas.microsoft.com/office/word/2015/wordml/symex" xmlns:wpg="http://schemas.microsoft.com/office/word/2010/wordprocessingGroup" xmlns:wpi="http://schemas.microsoft.com/office/word/2010/wordprocessingInk" xmlns:wne="http://schemas.microsoft.com/office/word/2006/wordml" xmlns:wps="http://schemas.microsoft.com/office/word/2010/wordprocessingShape" mc:Ignorable="w14 w15 w16se w16cid w16 w16cex w16sdtdh w16sdtfl w16du wp14">
+  <w:footnote w:type="separator" w:id="-1">
+    <w:p>
+      <w:pPr>
+        <w:spacing w:before="0" w:after="0" w:line="240" w:lineRule="auto"/>
+      </w:pPr>
+      <w:r>
+        <w:separator/>
+      </w:r>
+    </w:p>
+  </w:footnote>
+  <w:footnote w:type="continuationSeparator" w:id="0">
+    <w:p>
+      <w:pPr>
+        <w:spacing w:before="0" w:after="0" w:line="240" w:lineRule="auto"/>
+      </w:pPr>
+      <w:r>
+        <w:continuationSeparator/>
+      </w:r>
+    </w:p>
+  </w:footnote>
+</w:footnotes>
 </file>
 
 <file path=word/styles.xml><?xml version="1.0" encoding="utf-8"?>
@@ -5314,6 +5489,50 @@
       </w:tblBorders>
     </w:tblPr>
   </w:style>
+  <w:style w:type="paragraph" w:styleId="af2">
+    <w:name w:val="header"/>
+    <w:basedOn w:val="a"/>
+    <w:link w:val="Char3"/>
+    <w:uiPriority w:val="99"/>
+    <w:unhideWhenUsed/>
+    <w:rsid w:val="005129A1"/>
+    <w:pPr>
+      <w:tabs>
+        <w:tab w:val="center" w:pos="4680"/>
+        <w:tab w:val="right" w:pos="9360"/>
+      </w:tabs>
+      <w:spacing w:before="0" w:after="0" w:line="240" w:lineRule="auto"/>
+    </w:pPr>
+  </w:style>
+  <w:style w:type="character" w:customStyle="1" w:styleId="Char3">
+    <w:name w:val="머리글 Char"/>
+    <w:basedOn w:val="a0"/>
+    <w:link w:val="af2"/>
+    <w:uiPriority w:val="99"/>
+    <w:rsid w:val="005129A1"/>
+  </w:style>
+  <w:style w:type="paragraph" w:styleId="af3">
+    <w:name w:val="footer"/>
+    <w:basedOn w:val="a"/>
+    <w:link w:val="Char4"/>
+    <w:uiPriority w:val="99"/>
+    <w:unhideWhenUsed/>
+    <w:rsid w:val="005129A1"/>
+    <w:pPr>
+      <w:tabs>
+        <w:tab w:val="center" w:pos="4680"/>
+        <w:tab w:val="right" w:pos="9360"/>
+      </w:tabs>
+      <w:spacing w:before="0" w:after="0" w:line="240" w:lineRule="auto"/>
+    </w:pPr>
+  </w:style>
+  <w:style w:type="character" w:customStyle="1" w:styleId="Char4">
+    <w:name w:val="바닥글 Char"/>
+    <w:basedOn w:val="a0"/>
+    <w:link w:val="af3"/>
+    <w:uiPriority w:val="99"/>
+    <w:rsid w:val="005129A1"/>
+  </w:style>
 </w:styles>
 </file>
 

--- a/manuals/logs/first_sampling_decision_log.docx
+++ b/manuals/logs/first_sampling_decision_log.docx
@@ -2376,7 +2376,27 @@
           </w:tcPr>
           <w:p>
             <w:r>
-              <w:t>N: does not favour AI over human help, but criticises it</w:t>
+              <w:t xml:space="preserve">N: </w:t>
+            </w:r>
+            <w:r>
+              <w:rPr>
+                <w:rFonts w:hint="eastAsia"/>
+              </w:rPr>
+              <w:t>the counterparts in r/</w:t>
+            </w:r>
+            <w:proofErr w:type="spellStart"/>
+            <w:r>
+              <w:rPr>
+                <w:rFonts w:hint="eastAsia"/>
+              </w:rPr>
+              <w:t>therapyGPT</w:t>
+            </w:r>
+            <w:proofErr w:type="spellEnd"/>
+            <w:r>
+              <w:rPr>
+                <w:rFonts w:hint="eastAsia"/>
+              </w:rPr>
+              <w:t xml:space="preserve"> are different</w:t>
             </w:r>
           </w:p>
         </w:tc>
@@ -2539,7 +2559,41 @@
           </w:tcPr>
           <w:p>
             <w:r>
-              <w:t>Y: favours AI over human help, to the point of defending it</w:t>
+              <w:rPr>
+                <w:rFonts w:hint="eastAsia"/>
+              </w:rPr>
+              <w:t>N</w:t>
+            </w:r>
+            <w:r>
+              <w:t xml:space="preserve">: </w:t>
+            </w:r>
+            <w:proofErr w:type="spellStart"/>
+            <w:r>
+              <w:t>favours</w:t>
+            </w:r>
+            <w:proofErr w:type="spellEnd"/>
+            <w:r>
+              <w:t xml:space="preserve"> AI over human help, to the point of defending it</w:t>
+            </w:r>
+            <w:r>
+              <w:rPr>
+                <w:rFonts w:hint="eastAsia"/>
+              </w:rPr>
+              <w:t>, the counterparts in r/</w:t>
+            </w:r>
+            <w:proofErr w:type="spellStart"/>
+            <w:r>
+              <w:rPr>
+                <w:rFonts w:hint="eastAsia"/>
+              </w:rPr>
+              <w:t>therapyGPT</w:t>
+            </w:r>
+            <w:proofErr w:type="spellEnd"/>
+            <w:r>
+              <w:rPr>
+                <w:rFonts w:hint="eastAsia"/>
+              </w:rPr>
+              <w:t xml:space="preserve"> are different</w:t>
             </w:r>
           </w:p>
         </w:tc>
@@ -3475,7 +3529,13 @@
               <w:rPr>
                 <w:rFonts w:hint="eastAsia"/>
               </w:rPr>
-              <w:t xml:space="preserve">r/depression </w:t>
+              <w:t xml:space="preserve">r/Anxiety </w:t>
+            </w:r>
+            <w:r>
+              <w:rPr>
+                <w:rFonts w:hint="eastAsia"/>
+              </w:rPr>
+              <w:t>Episodic x SA</w:t>
             </w:r>
           </w:p>
         </w:tc>
@@ -3485,7 +3545,7 @@
           </w:tcPr>
           <w:p>
             <w:r>
-              <w:t>Highly homogeneous, but all of its combinations are the same across communities. They are therefore taken up in the next section, where the remaining combinations are checked for homogeneity across communities.</w:t>
+              <w:t>Distinctly frequent in this community, and posts in other communities convey the same content.</w:t>
             </w:r>
           </w:p>
         </w:tc>
@@ -3500,7 +3560,10 @@
               <w:rPr>
                 <w:rFonts w:hint="eastAsia"/>
               </w:rPr>
-              <w:t>Episodic x SA</w:t>
+              <w:t xml:space="preserve">r/Anxiety </w:t>
+            </w:r>
+            <w:r>
+              <w:t>Habitual x SA / RE</w:t>
             </w:r>
           </w:p>
         </w:tc>
@@ -3522,7 +3585,7 @@
           </w:tcPr>
           <w:p>
             <w:r>
-              <w:t>Habitual x SA / RE</w:t>
+              <w:t>Habitual x Primary x CO / VE</w:t>
             </w:r>
           </w:p>
         </w:tc>
@@ -3532,7 +3595,7 @@
           </w:tcPr>
           <w:p>
             <w:r>
-              <w:t>Distinctly frequent in this community, and posts in other communities convey the same content.</w:t>
+              <w:t>Posts in the same combination share the same content</w:t>
             </w:r>
           </w:p>
         </w:tc>
@@ -3544,7 +3607,7 @@
           </w:tcPr>
           <w:p>
             <w:r>
-              <w:t>Habitual x Primary x CO / VE</w:t>
+              <w:t>r/therapy  Habitual x TA x Primary</w:t>
             </w:r>
           </w:p>
         </w:tc>
@@ -3554,7 +3617,7 @@
           </w:tcPr>
           <w:p>
             <w:r>
-              <w:t>Posts in the same combination share the same content</w:t>
+              <w:t>Good comparison case against its counterpart in r/therapyGPT</w:t>
             </w:r>
           </w:p>
         </w:tc>
@@ -3566,7 +3629,7 @@
           </w:tcPr>
           <w:p>
             <w:r>
-              <w:t>r/therapy  Habitual x TA x Primary</w:t>
+              <w:t>r/therapy  Habitual x TA x Supplement</w:t>
             </w:r>
           </w:p>
         </w:tc>
@@ -3588,7 +3651,7 @@
           </w:tcPr>
           <w:p>
             <w:r>
-              <w:t>r/therapy  Habitual x TA x Supplement</w:t>
+              <w:t>r/therapyGPT  Habitual x TA x Primary</w:t>
             </w:r>
           </w:p>
         </w:tc>
@@ -3598,7 +3661,7 @@
           </w:tcPr>
           <w:p>
             <w:r>
-              <w:t>Good comparison case against its counterpart in r/therapyGPT</w:t>
+              <w:t>Good comparison case against its counterpart in r/therapy</w:t>
             </w:r>
           </w:p>
         </w:tc>
@@ -3610,7 +3673,7 @@
           </w:tcPr>
           <w:p>
             <w:r>
-              <w:t>r/therapyGPT  Habitual x TA x Primary</w:t>
+              <w:t>r/therapyGPT  Habitual x TA x Supplement</w:t>
             </w:r>
           </w:p>
         </w:tc>
@@ -3632,7 +3695,7 @@
           </w:tcPr>
           <w:p>
             <w:r>
-              <w:t>r/therapyGPT  Habitual x TA x Supplement</w:t>
+              <w:t>r/therapyGPT  Habitual x TA x NM</w:t>
             </w:r>
           </w:p>
         </w:tc>
@@ -3642,58 +3705,1867 @@
           </w:tcPr>
           <w:p>
             <w:r>
-              <w:t>Good comparison case against its counterpart in r/therapy</w:t>
-            </w:r>
-          </w:p>
-        </w:tc>
-      </w:tr>
-      <w:tr>
-        <w:tc>
-          <w:tcPr>
-            <w:tcW w:w="2122" w:type="dxa"/>
-          </w:tcPr>
-          <w:p>
-            <w:r>
-              <w:t>r/therapyGPT  Habitual x TA x NM</w:t>
-            </w:r>
-          </w:p>
-        </w:tc>
-        <w:tc>
-          <w:tcPr>
-            <w:tcW w:w="7229" w:type="dxa"/>
-          </w:tcPr>
-          <w:p>
-            <w:r>
               <w:t>Markedly frequent in this community, and the content is found nowhere else (conveying a good or bad experience of using AI, with the emphasis on judgement)</w:t>
             </w:r>
           </w:p>
         </w:tc>
       </w:tr>
     </w:tbl>
+    <w:p/>
     <w:p>
+      <w:pPr>
+        <w:rPr>
+          <w:rStyle w:val="ae"/>
+        </w:rPr>
+      </w:pPr>
       <w:r>
         <w:rPr>
-          <w:rFonts w:hint="eastAsia"/>
+          <w:rStyle w:val="ae"/>
         </w:rPr>
-        <w:lastRenderedPageBreak/>
-        <w:t xml:space="preserve">* </w:t>
-      </w:r>
-      <w:r>
         <w:t xml:space="preserve">Each community was then checked again to exclude any </w:t>
       </w:r>
       <w:r>
+        <w:rPr>
+          <w:rStyle w:val="ae"/>
+        </w:rPr>
         <w:t xml:space="preserve">SINGLE-POST COMBINATION </w:t>
       </w:r>
       <w:r>
-        <w:t>whose content is already conveyed by a combination included above.</w:t>
+        <w:rPr>
+          <w:rStyle w:val="ae"/>
+        </w:rPr>
+        <w:t>whose content is already conveyed by a combination included above</w:t>
+      </w:r>
+      <w:r>
+        <w:rPr>
+          <w:rStyle w:val="ae"/>
+          <w:rFonts w:hint="eastAsia"/>
+        </w:rPr>
+        <w:t>:</w:t>
       </w:r>
     </w:p>
+    <w:tbl>
+      <w:tblPr>
+        <w:tblStyle w:val="af1"/>
+        <w:tblW w:w="9351" w:type="dxa"/>
+        <w:tblLook w:val="04A0" w:firstRow="1" w:lastRow="0" w:firstColumn="1" w:lastColumn="0" w:noHBand="0" w:noVBand="1"/>
+      </w:tblPr>
+      <w:tblGrid>
+        <w:gridCol w:w="4673"/>
+        <w:gridCol w:w="4678"/>
+      </w:tblGrid>
+      <w:tr>
+        <w:tc>
+          <w:tcPr>
+            <w:tcW w:w="4673" w:type="dxa"/>
+            <w:shd w:val="clear" w:color="auto" w:fill="DAE1D3" w:themeFill="accent1" w:themeFillTint="66"/>
+          </w:tcPr>
+          <w:p>
+            <w:pPr>
+              <w:rPr>
+                <w:b/>
+                <w:bCs/>
+              </w:rPr>
+            </w:pPr>
+            <w:r>
+              <w:rPr>
+                <w:rFonts w:hint="eastAsia"/>
+                <w:b/>
+                <w:bCs/>
+              </w:rPr>
+              <w:lastRenderedPageBreak/>
+              <w:t>Excluded</w:t>
+            </w:r>
+            <w:r>
+              <w:rPr>
+                <w:b/>
+                <w:bCs/>
+              </w:rPr>
+              <w:t xml:space="preserve"> </w:t>
+            </w:r>
+            <w:r>
+              <w:rPr>
+                <w:rFonts w:hint="eastAsia"/>
+                <w:b/>
+                <w:bCs/>
+              </w:rPr>
+              <w:t>s</w:t>
+            </w:r>
+            <w:r>
+              <w:rPr>
+                <w:b/>
+                <w:bCs/>
+              </w:rPr>
+              <w:t>ingle-post combination</w:t>
+            </w:r>
+            <w:r>
+              <w:rPr>
+                <w:rFonts w:hint="eastAsia"/>
+                <w:b/>
+                <w:bCs/>
+              </w:rPr>
+              <w:t xml:space="preserve"> </w:t>
+            </w:r>
+          </w:p>
+        </w:tc>
+        <w:tc>
+          <w:tcPr>
+            <w:tcW w:w="4678" w:type="dxa"/>
+            <w:shd w:val="clear" w:color="auto" w:fill="DAE1D3" w:themeFill="accent1" w:themeFillTint="66"/>
+          </w:tcPr>
+          <w:p>
+            <w:pPr>
+              <w:rPr>
+                <w:b/>
+                <w:bCs/>
+              </w:rPr>
+            </w:pPr>
+            <w:r>
+              <w:rPr>
+                <w:rFonts w:hint="eastAsia"/>
+                <w:b/>
+                <w:bCs/>
+              </w:rPr>
+              <w:t>Combination with same content</w:t>
+            </w:r>
+          </w:p>
+        </w:tc>
+      </w:tr>
+      <w:tr>
+        <w:tc>
+          <w:tcPr>
+            <w:tcW w:w="4673" w:type="dxa"/>
+          </w:tcPr>
+          <w:p>
+            <w:r>
+              <w:rPr>
+                <w:rFonts w:hint="eastAsia"/>
+              </w:rPr>
+              <w:t xml:space="preserve">r/depression </w:t>
+            </w:r>
+            <w:r>
+              <w:t>NM x Habitual x VE</w:t>
+            </w:r>
+          </w:p>
+        </w:tc>
+        <w:tc>
+          <w:tcPr>
+            <w:tcW w:w="4678" w:type="dxa"/>
+          </w:tcPr>
+          <w:p>
+            <w:r>
+              <w:t xml:space="preserve">Primary x Habitual </w:t>
+            </w:r>
+            <w:r>
+              <w:rPr>
+                <w:rFonts w:hint="eastAsia"/>
+              </w:rPr>
+              <w:t>x</w:t>
+            </w:r>
+            <w:r>
+              <w:t xml:space="preserve"> CO</w:t>
+            </w:r>
+            <w:r>
+              <w:rPr>
+                <w:rFonts w:hint="eastAsia"/>
+              </w:rPr>
+              <w:t>/VE</w:t>
+            </w:r>
+          </w:p>
+        </w:tc>
+      </w:tr>
+      <w:tr>
+        <w:tc>
+          <w:tcPr>
+            <w:tcW w:w="4673" w:type="dxa"/>
+          </w:tcPr>
+          <w:p>
+            <w:r>
+              <w:rPr>
+                <w:rFonts w:hint="eastAsia"/>
+              </w:rPr>
+              <w:t>r/depression Primary</w:t>
+            </w:r>
+            <w:r>
+              <w:t xml:space="preserve"> x </w:t>
+            </w:r>
+            <w:r>
+              <w:rPr>
+                <w:rFonts w:hint="eastAsia"/>
+              </w:rPr>
+              <w:t>NM</w:t>
+            </w:r>
+            <w:r>
+              <w:t xml:space="preserve"> x </w:t>
+            </w:r>
+            <w:r>
+              <w:rPr>
+                <w:rFonts w:hint="eastAsia"/>
+              </w:rPr>
+              <w:t>CO</w:t>
+            </w:r>
+          </w:p>
+        </w:tc>
+        <w:tc>
+          <w:tcPr>
+            <w:tcW w:w="4678" w:type="dxa"/>
+          </w:tcPr>
+          <w:p>
+            <w:r>
+              <w:t xml:space="preserve">Primary x Habitual </w:t>
+            </w:r>
+            <w:r>
+              <w:rPr>
+                <w:rFonts w:hint="eastAsia"/>
+              </w:rPr>
+              <w:t>x</w:t>
+            </w:r>
+            <w:r>
+              <w:t xml:space="preserve"> CO</w:t>
+            </w:r>
+            <w:r>
+              <w:rPr>
+                <w:rFonts w:hint="eastAsia"/>
+              </w:rPr>
+              <w:t>/VE</w:t>
+            </w:r>
+          </w:p>
+        </w:tc>
+      </w:tr>
+      <w:tr>
+        <w:tc>
+          <w:tcPr>
+            <w:tcW w:w="4673" w:type="dxa"/>
+          </w:tcPr>
+          <w:p>
+            <w:r>
+              <w:rPr>
+                <w:rFonts w:hint="eastAsia"/>
+              </w:rPr>
+              <w:t>r/depression Primary x Habitual x CR</w:t>
+            </w:r>
+          </w:p>
+        </w:tc>
+        <w:tc>
+          <w:tcPr>
+            <w:tcW w:w="4678" w:type="dxa"/>
+          </w:tcPr>
+          <w:p>
+            <w:r>
+              <w:t xml:space="preserve">Primary x Habitual </w:t>
+            </w:r>
+            <w:r>
+              <w:rPr>
+                <w:rFonts w:hint="eastAsia"/>
+              </w:rPr>
+              <w:t>x</w:t>
+            </w:r>
+            <w:r>
+              <w:t xml:space="preserve"> CO</w:t>
+            </w:r>
+            <w:r>
+              <w:rPr>
+                <w:rFonts w:hint="eastAsia"/>
+              </w:rPr>
+              <w:t>/VE</w:t>
+            </w:r>
+          </w:p>
+        </w:tc>
+      </w:tr>
+      <w:tr>
+        <w:tc>
+          <w:tcPr>
+            <w:tcW w:w="4673" w:type="dxa"/>
+          </w:tcPr>
+          <w:p>
+            <w:r>
+              <w:rPr>
+                <w:rFonts w:hint="eastAsia"/>
+              </w:rPr>
+              <w:t>r/depression NM x Habitual x SA</w:t>
+            </w:r>
+          </w:p>
+        </w:tc>
+        <w:tc>
+          <w:tcPr>
+            <w:tcW w:w="4678" w:type="dxa"/>
+          </w:tcPr>
+          <w:p>
+            <w:r>
+              <w:t>Habitual x SA / RE</w:t>
+            </w:r>
+          </w:p>
+        </w:tc>
+      </w:tr>
+      <w:tr>
+        <w:tc>
+          <w:tcPr>
+            <w:tcW w:w="4673" w:type="dxa"/>
+          </w:tcPr>
+          <w:p>
+            <w:r>
+              <w:rPr>
+                <w:rFonts w:hint="eastAsia"/>
+              </w:rPr>
+              <w:t xml:space="preserve">r/depression </w:t>
+            </w:r>
+            <w:r>
+              <w:t>Parallel x NM x ES</w:t>
+            </w:r>
+          </w:p>
+        </w:tc>
+        <w:tc>
+          <w:tcPr>
+            <w:tcW w:w="4678" w:type="dxa"/>
+          </w:tcPr>
+          <w:p>
+            <w:r>
+              <w:rPr>
+                <w:rFonts w:hint="eastAsia"/>
+              </w:rPr>
+              <w:t>r/</w:t>
+            </w:r>
+            <w:proofErr w:type="spellStart"/>
+            <w:r>
+              <w:rPr>
+                <w:rFonts w:hint="eastAsia"/>
+              </w:rPr>
+              <w:t>therapyGPT</w:t>
+            </w:r>
+            <w:proofErr w:type="spellEnd"/>
+            <w:r>
+              <w:rPr>
+                <w:rFonts w:hint="eastAsia"/>
+              </w:rPr>
+              <w:t xml:space="preserve"> </w:t>
+            </w:r>
+            <w:r>
+              <w:t>Habitual x TA x NM</w:t>
+            </w:r>
+          </w:p>
+        </w:tc>
+      </w:tr>
+      <w:tr>
+        <w:tc>
+          <w:tcPr>
+            <w:tcW w:w="4673" w:type="dxa"/>
+          </w:tcPr>
+          <w:p>
+            <w:r>
+              <w:t>r/</w:t>
+            </w:r>
+            <w:r>
+              <w:rPr>
+                <w:rFonts w:hint="eastAsia"/>
+              </w:rPr>
+              <w:t xml:space="preserve">Anxiety </w:t>
+            </w:r>
+            <w:r>
+              <w:t>Primary x Habitual x PE</w:t>
+            </w:r>
+          </w:p>
+        </w:tc>
+        <w:tc>
+          <w:tcPr>
+            <w:tcW w:w="4678" w:type="dxa"/>
+          </w:tcPr>
+          <w:p>
+            <w:r>
+              <w:t xml:space="preserve">Primary x Habitual </w:t>
+            </w:r>
+            <w:r>
+              <w:rPr>
+                <w:rFonts w:hint="eastAsia"/>
+              </w:rPr>
+              <w:t>x</w:t>
+            </w:r>
+            <w:r>
+              <w:t xml:space="preserve"> CO</w:t>
+            </w:r>
+            <w:r>
+              <w:rPr>
+                <w:rFonts w:hint="eastAsia"/>
+              </w:rPr>
+              <w:t>/VE</w:t>
+            </w:r>
+          </w:p>
+        </w:tc>
+      </w:tr>
+      <w:tr>
+        <w:tc>
+          <w:tcPr>
+            <w:tcW w:w="4673" w:type="dxa"/>
+          </w:tcPr>
+          <w:p>
+            <w:r>
+              <w:t>r/</w:t>
+            </w:r>
+            <w:r>
+              <w:rPr>
+                <w:rFonts w:hint="eastAsia"/>
+              </w:rPr>
+              <w:t>Anxiety NM x Habitual x TA</w:t>
+            </w:r>
+          </w:p>
+        </w:tc>
+        <w:tc>
+          <w:tcPr>
+            <w:tcW w:w="4678" w:type="dxa"/>
+          </w:tcPr>
+          <w:p>
+            <w:r>
+              <w:t>r/</w:t>
+            </w:r>
+            <w:proofErr w:type="spellStart"/>
+            <w:r>
+              <w:t>therapyGPT</w:t>
+            </w:r>
+            <w:proofErr w:type="spellEnd"/>
+            <w:r>
+              <w:t xml:space="preserve">  Habitual x TA x NM</w:t>
+            </w:r>
+          </w:p>
+        </w:tc>
+      </w:tr>
+      <w:tr>
+        <w:tc>
+          <w:tcPr>
+            <w:tcW w:w="4673" w:type="dxa"/>
+          </w:tcPr>
+          <w:p>
+            <w:r>
+              <w:t>r/</w:t>
+            </w:r>
+            <w:r>
+              <w:rPr>
+                <w:rFonts w:hint="eastAsia"/>
+              </w:rPr>
+              <w:t xml:space="preserve">Anxiety </w:t>
+            </w:r>
+            <w:r>
+              <w:t>Supplement x Habitual x RE</w:t>
+            </w:r>
+          </w:p>
+        </w:tc>
+        <w:tc>
+          <w:tcPr>
+            <w:tcW w:w="4678" w:type="dxa"/>
+          </w:tcPr>
+          <w:p>
+            <w:r>
+              <w:t>Habitual x SA / RE</w:t>
+            </w:r>
+          </w:p>
+        </w:tc>
+      </w:tr>
+      <w:tr>
+        <w:tc>
+          <w:tcPr>
+            <w:tcW w:w="4673" w:type="dxa"/>
+          </w:tcPr>
+          <w:p>
+            <w:r>
+              <w:rPr>
+                <w:rFonts w:hint="eastAsia"/>
+              </w:rPr>
+              <w:t xml:space="preserve">r/Anxiety </w:t>
+            </w:r>
+            <w:r>
+              <w:t>NM x Habitual x ES</w:t>
+            </w:r>
+          </w:p>
+        </w:tc>
+        <w:tc>
+          <w:tcPr>
+            <w:tcW w:w="4678" w:type="dxa"/>
+          </w:tcPr>
+          <w:p>
+            <w:r>
+              <w:t>Habitual x SA / RE</w:t>
+            </w:r>
+          </w:p>
+        </w:tc>
+      </w:tr>
+      <w:tr>
+        <w:tc>
+          <w:tcPr>
+            <w:tcW w:w="4673" w:type="dxa"/>
+          </w:tcPr>
+          <w:p>
+            <w:r>
+              <w:rPr>
+                <w:rFonts w:hint="eastAsia"/>
+              </w:rPr>
+              <w:t xml:space="preserve">r/Anxiety </w:t>
+            </w:r>
+            <w:r>
+              <w:t>Supplement x Habitual x CO</w:t>
+            </w:r>
+          </w:p>
+        </w:tc>
+        <w:tc>
+          <w:tcPr>
+            <w:tcW w:w="4678" w:type="dxa"/>
+          </w:tcPr>
+          <w:p>
+            <w:r>
+              <w:t>Habitual x SA / RE</w:t>
+            </w:r>
+          </w:p>
+        </w:tc>
+      </w:tr>
+      <w:tr>
+        <w:tc>
+          <w:tcPr>
+            <w:tcW w:w="4673" w:type="dxa"/>
+          </w:tcPr>
+          <w:p>
+            <w:r>
+              <w:rPr>
+                <w:rFonts w:hint="eastAsia"/>
+              </w:rPr>
+              <w:t xml:space="preserve">r/Anxiety </w:t>
+            </w:r>
+            <w:r>
+              <w:t>NM x Habitual x PE</w:t>
+            </w:r>
+          </w:p>
+        </w:tc>
+        <w:tc>
+          <w:tcPr>
+            <w:tcW w:w="4678" w:type="dxa"/>
+          </w:tcPr>
+          <w:p>
+            <w:r>
+              <w:rPr>
+                <w:rFonts w:hint="eastAsia"/>
+              </w:rPr>
+              <w:t>Episodic x SA</w:t>
+            </w:r>
+          </w:p>
+        </w:tc>
+      </w:tr>
+      <w:tr>
+        <w:tc>
+          <w:tcPr>
+            <w:tcW w:w="4673" w:type="dxa"/>
+          </w:tcPr>
+          <w:p>
+            <w:pPr>
+              <w:rPr>
+                <w:rFonts w:eastAsia="Malgun Gothic"/>
+                <w:lang w:eastAsia="ko-KR"/>
+              </w:rPr>
+            </w:pPr>
+            <w:r>
+              <w:rPr>
+                <w:rFonts w:eastAsia="Malgun Gothic" w:hint="eastAsia"/>
+                <w:lang w:eastAsia="ko-KR"/>
+              </w:rPr>
+              <w:t>r/</w:t>
+            </w:r>
+            <w:proofErr w:type="spellStart"/>
+            <w:r>
+              <w:rPr>
+                <w:rFonts w:eastAsia="Malgun Gothic" w:hint="eastAsia"/>
+                <w:lang w:eastAsia="ko-KR"/>
+              </w:rPr>
+              <w:t>mentalhealth</w:t>
+            </w:r>
+            <w:proofErr w:type="spellEnd"/>
+            <w:r>
+              <w:rPr>
+                <w:rFonts w:eastAsia="Malgun Gothic" w:hint="eastAsia"/>
+                <w:lang w:eastAsia="ko-KR"/>
+              </w:rPr>
+              <w:t xml:space="preserve"> Supplement x Habitual x SE</w:t>
+            </w:r>
+          </w:p>
+        </w:tc>
+        <w:tc>
+          <w:tcPr>
+            <w:tcW w:w="4678" w:type="dxa"/>
+          </w:tcPr>
+          <w:p>
+            <w:pPr>
+              <w:rPr>
+                <w:rFonts w:eastAsia="Malgun Gothic"/>
+                <w:lang w:eastAsia="ko-KR"/>
+              </w:rPr>
+            </w:pPr>
+            <w:r>
+              <w:rPr>
+                <w:rFonts w:eastAsia="Malgun Gothic" w:hint="eastAsia"/>
+                <w:lang w:eastAsia="ko-KR"/>
+              </w:rPr>
+              <w:t>r/Therapy Supplement x Habitual x TA</w:t>
+            </w:r>
+          </w:p>
+        </w:tc>
+      </w:tr>
+      <w:tr>
+        <w:tc>
+          <w:tcPr>
+            <w:tcW w:w="4673" w:type="dxa"/>
+          </w:tcPr>
+          <w:p>
+            <w:pPr>
+              <w:rPr>
+                <w:rFonts w:eastAsia="Malgun Gothic"/>
+                <w:lang w:eastAsia="ko-KR"/>
+              </w:rPr>
+            </w:pPr>
+            <w:r>
+              <w:rPr>
+                <w:rFonts w:eastAsia="Malgun Gothic" w:hint="eastAsia"/>
+                <w:lang w:eastAsia="ko-KR"/>
+              </w:rPr>
+              <w:t>r/</w:t>
+            </w:r>
+            <w:proofErr w:type="spellStart"/>
+            <w:r>
+              <w:rPr>
+                <w:rFonts w:eastAsia="Malgun Gothic" w:hint="eastAsia"/>
+                <w:lang w:eastAsia="ko-KR"/>
+              </w:rPr>
+              <w:t>mentalhealth</w:t>
+            </w:r>
+            <w:proofErr w:type="spellEnd"/>
+            <w:r>
+              <w:rPr>
+                <w:rFonts w:eastAsia="Malgun Gothic" w:hint="eastAsia"/>
+                <w:lang w:eastAsia="ko-KR"/>
+              </w:rPr>
+              <w:t xml:space="preserve"> </w:t>
+            </w:r>
+            <w:r>
+              <w:rPr>
+                <w:rFonts w:eastAsia="Malgun Gothic"/>
+                <w:lang w:eastAsia="ko-KR"/>
+              </w:rPr>
+              <w:t>NM x Episodic x SE</w:t>
+            </w:r>
+          </w:p>
+        </w:tc>
+        <w:tc>
+          <w:tcPr>
+            <w:tcW w:w="4678" w:type="dxa"/>
+          </w:tcPr>
+          <w:p>
+            <w:pPr>
+              <w:rPr>
+                <w:rFonts w:eastAsia="Malgun Gothic"/>
+                <w:lang w:eastAsia="ko-KR"/>
+              </w:rPr>
+            </w:pPr>
+            <w:r>
+              <w:rPr>
+                <w:rFonts w:hint="eastAsia"/>
+              </w:rPr>
+              <w:t>Episodic x SA</w:t>
+            </w:r>
+          </w:p>
+        </w:tc>
+      </w:tr>
+      <w:tr>
+        <w:tc>
+          <w:tcPr>
+            <w:tcW w:w="4673" w:type="dxa"/>
+          </w:tcPr>
+          <w:p>
+            <w:pPr>
+              <w:rPr>
+                <w:rFonts w:eastAsia="Malgun Gothic"/>
+                <w:lang w:eastAsia="ko-KR"/>
+              </w:rPr>
+            </w:pPr>
+            <w:r>
+              <w:rPr>
+                <w:rFonts w:eastAsia="Malgun Gothic" w:hint="eastAsia"/>
+                <w:lang w:eastAsia="ko-KR"/>
+              </w:rPr>
+              <w:t>r/</w:t>
+            </w:r>
+            <w:proofErr w:type="spellStart"/>
+            <w:r>
+              <w:rPr>
+                <w:rFonts w:eastAsia="Malgun Gothic" w:hint="eastAsia"/>
+                <w:lang w:eastAsia="ko-KR"/>
+              </w:rPr>
+              <w:t>mentalhealth</w:t>
+            </w:r>
+            <w:proofErr w:type="spellEnd"/>
+            <w:r>
+              <w:rPr>
+                <w:rFonts w:eastAsia="Malgun Gothic" w:hint="eastAsia"/>
+                <w:lang w:eastAsia="ko-KR"/>
+              </w:rPr>
+              <w:t xml:space="preserve"> </w:t>
+            </w:r>
+            <w:r>
+              <w:t>Primary x Episodic x VE</w:t>
+            </w:r>
+          </w:p>
+        </w:tc>
+        <w:tc>
+          <w:tcPr>
+            <w:tcW w:w="4678" w:type="dxa"/>
+          </w:tcPr>
+          <w:p>
+            <w:r>
+              <w:t xml:space="preserve">Primary x Habitual </w:t>
+            </w:r>
+            <w:r>
+              <w:rPr>
+                <w:rFonts w:hint="eastAsia"/>
+              </w:rPr>
+              <w:t>x</w:t>
+            </w:r>
+            <w:r>
+              <w:t xml:space="preserve"> CO</w:t>
+            </w:r>
+            <w:r>
+              <w:rPr>
+                <w:rFonts w:hint="eastAsia"/>
+              </w:rPr>
+              <w:t>/VE</w:t>
+            </w:r>
+          </w:p>
+        </w:tc>
+      </w:tr>
+      <w:tr>
+        <w:tc>
+          <w:tcPr>
+            <w:tcW w:w="4673" w:type="dxa"/>
+          </w:tcPr>
+          <w:p>
+            <w:pPr>
+              <w:rPr>
+                <w:rFonts w:eastAsia="Malgun Gothic"/>
+                <w:lang w:eastAsia="ko-KR"/>
+              </w:rPr>
+            </w:pPr>
+            <w:r>
+              <w:rPr>
+                <w:rFonts w:eastAsia="Malgun Gothic" w:hint="eastAsia"/>
+                <w:lang w:eastAsia="ko-KR"/>
+              </w:rPr>
+              <w:t>r/</w:t>
+            </w:r>
+            <w:proofErr w:type="spellStart"/>
+            <w:r>
+              <w:rPr>
+                <w:rFonts w:eastAsia="Malgun Gothic" w:hint="eastAsia"/>
+                <w:lang w:eastAsia="ko-KR"/>
+              </w:rPr>
+              <w:t>mentalhealth</w:t>
+            </w:r>
+            <w:proofErr w:type="spellEnd"/>
+            <w:r>
+              <w:rPr>
+                <w:rFonts w:eastAsia="Malgun Gothic" w:hint="eastAsia"/>
+                <w:lang w:eastAsia="ko-KR"/>
+              </w:rPr>
+              <w:t xml:space="preserve"> </w:t>
+            </w:r>
+            <w:r>
+              <w:rPr>
+                <w:rFonts w:eastAsia="Malgun Gothic"/>
+                <w:lang w:eastAsia="ko-KR"/>
+              </w:rPr>
+              <w:t>NM x Habitual x OT</w:t>
+            </w:r>
+          </w:p>
+        </w:tc>
+        <w:tc>
+          <w:tcPr>
+            <w:tcW w:w="4678" w:type="dxa"/>
+          </w:tcPr>
+          <w:p>
+            <w:r>
+              <w:t>Habitual x SA / RE</w:t>
+            </w:r>
+          </w:p>
+        </w:tc>
+      </w:tr>
+      <w:tr>
+        <w:tc>
+          <w:tcPr>
+            <w:tcW w:w="4673" w:type="dxa"/>
+          </w:tcPr>
+          <w:p>
+            <w:r>
+              <w:rPr>
+                <w:rFonts w:eastAsia="Malgun Gothic" w:hint="eastAsia"/>
+                <w:lang w:eastAsia="ko-KR"/>
+              </w:rPr>
+              <w:t>r/</w:t>
+            </w:r>
+            <w:proofErr w:type="spellStart"/>
+            <w:r>
+              <w:rPr>
+                <w:rFonts w:eastAsia="Malgun Gothic" w:hint="eastAsia"/>
+                <w:lang w:eastAsia="ko-KR"/>
+              </w:rPr>
+              <w:t>mentalhealth</w:t>
+            </w:r>
+            <w:proofErr w:type="spellEnd"/>
+            <w:r>
+              <w:rPr>
+                <w:rFonts w:hint="eastAsia"/>
+              </w:rPr>
+              <w:t xml:space="preserve"> </w:t>
+            </w:r>
+            <w:r>
+              <w:t>NM x Habitual x PE</w:t>
+            </w:r>
+          </w:p>
+        </w:tc>
+        <w:tc>
+          <w:tcPr>
+            <w:tcW w:w="4678" w:type="dxa"/>
+          </w:tcPr>
+          <w:p>
+            <w:r>
+              <w:t>Habitual x SA / RE</w:t>
+            </w:r>
+          </w:p>
+        </w:tc>
+      </w:tr>
+      <w:tr>
+        <w:tc>
+          <w:tcPr>
+            <w:tcW w:w="4673" w:type="dxa"/>
+          </w:tcPr>
+          <w:p>
+            <w:pPr>
+              <w:rPr>
+                <w:rFonts w:eastAsia="Malgun Gothic"/>
+                <w:lang w:eastAsia="ko-KR"/>
+              </w:rPr>
+            </w:pPr>
+            <w:r>
+              <w:rPr>
+                <w:rFonts w:hint="eastAsia"/>
+              </w:rPr>
+              <w:t>r/</w:t>
+            </w:r>
+            <w:proofErr w:type="spellStart"/>
+            <w:r>
+              <w:rPr>
+                <w:rFonts w:hint="eastAsia"/>
+              </w:rPr>
+              <w:t>mentalhealth</w:t>
+            </w:r>
+            <w:proofErr w:type="spellEnd"/>
+            <w:r>
+              <w:rPr>
+                <w:rFonts w:hint="eastAsia"/>
+              </w:rPr>
+              <w:t xml:space="preserve"> </w:t>
+            </w:r>
+            <w:r>
+              <w:rPr>
+                <w:rFonts w:eastAsia="Malgun Gothic"/>
+                <w:lang w:eastAsia="ko-KR"/>
+              </w:rPr>
+              <w:t>NM x Habitual x SE</w:t>
+            </w:r>
+          </w:p>
+        </w:tc>
+        <w:tc>
+          <w:tcPr>
+            <w:tcW w:w="4678" w:type="dxa"/>
+          </w:tcPr>
+          <w:p>
+            <w:r>
+              <w:rPr>
+                <w:rFonts w:hint="eastAsia"/>
+              </w:rPr>
+              <w:t>r/Therapy x Habitual x Primary</w:t>
+            </w:r>
+          </w:p>
+        </w:tc>
+      </w:tr>
+      <w:tr>
+        <w:tc>
+          <w:tcPr>
+            <w:tcW w:w="4673" w:type="dxa"/>
+          </w:tcPr>
+          <w:p>
+            <w:r>
+              <w:rPr>
+                <w:rFonts w:hint="eastAsia"/>
+              </w:rPr>
+              <w:t xml:space="preserve">r/Therapy </w:t>
+            </w:r>
+            <w:r>
+              <w:t>NM x Habitual x ES</w:t>
+            </w:r>
+          </w:p>
+        </w:tc>
+        <w:tc>
+          <w:tcPr>
+            <w:tcW w:w="4678" w:type="dxa"/>
+          </w:tcPr>
+          <w:p>
+            <w:r>
+              <w:rPr>
+                <w:rFonts w:hint="eastAsia"/>
+              </w:rPr>
+              <w:t>r/</w:t>
+            </w:r>
+            <w:proofErr w:type="spellStart"/>
+            <w:r>
+              <w:rPr>
+                <w:rFonts w:hint="eastAsia"/>
+              </w:rPr>
+              <w:t>therapyGPT</w:t>
+            </w:r>
+            <w:proofErr w:type="spellEnd"/>
+            <w:r>
+              <w:rPr>
+                <w:rFonts w:hint="eastAsia"/>
+              </w:rPr>
+              <w:t xml:space="preserve"> Primary x </w:t>
+            </w:r>
+            <w:r>
+              <w:t>Habitual x TA</w:t>
+            </w:r>
+          </w:p>
+        </w:tc>
+      </w:tr>
+      <w:tr>
+        <w:tc>
+          <w:tcPr>
+            <w:tcW w:w="4673" w:type="dxa"/>
+          </w:tcPr>
+          <w:p>
+            <w:r>
+              <w:rPr>
+                <w:rFonts w:hint="eastAsia"/>
+              </w:rPr>
+              <w:t xml:space="preserve">r/Therapy </w:t>
+            </w:r>
+            <w:r>
+              <w:t>NA x Habitual x VE</w:t>
+            </w:r>
+          </w:p>
+        </w:tc>
+        <w:tc>
+          <w:tcPr>
+            <w:tcW w:w="4678" w:type="dxa"/>
+          </w:tcPr>
+          <w:p>
+            <w:r>
+              <w:rPr>
+                <w:rFonts w:hint="eastAsia"/>
+              </w:rPr>
+              <w:t>r/</w:t>
+            </w:r>
+            <w:proofErr w:type="spellStart"/>
+            <w:r>
+              <w:rPr>
+                <w:rFonts w:hint="eastAsia"/>
+              </w:rPr>
+              <w:t>therapyGPT</w:t>
+            </w:r>
+            <w:proofErr w:type="spellEnd"/>
+            <w:r>
+              <w:rPr>
+                <w:rFonts w:hint="eastAsia"/>
+              </w:rPr>
+              <w:t xml:space="preserve"> </w:t>
+            </w:r>
+            <w:r>
+              <w:t>Habitual x TA x NM</w:t>
+            </w:r>
+          </w:p>
+        </w:tc>
+      </w:tr>
+      <w:tr>
+        <w:tc>
+          <w:tcPr>
+            <w:tcW w:w="4673" w:type="dxa"/>
+          </w:tcPr>
+          <w:p>
+            <w:r>
+              <w:rPr>
+                <w:rFonts w:hint="eastAsia"/>
+              </w:rPr>
+              <w:t xml:space="preserve">r/Therapy </w:t>
+            </w:r>
+            <w:r>
+              <w:t>Supplement x Habitual x SE</w:t>
+            </w:r>
+          </w:p>
+        </w:tc>
+        <w:tc>
+          <w:tcPr>
+            <w:tcW w:w="4678" w:type="dxa"/>
+          </w:tcPr>
+          <w:p>
+            <w:r>
+              <w:t>r/</w:t>
+            </w:r>
+            <w:r>
+              <w:rPr>
+                <w:rFonts w:hint="eastAsia"/>
+              </w:rPr>
+              <w:t>T</w:t>
+            </w:r>
+            <w:r>
+              <w:t>herapy  Habitual x TA x Supplement</w:t>
+            </w:r>
+          </w:p>
+        </w:tc>
+      </w:tr>
+      <w:tr>
+        <w:tc>
+          <w:tcPr>
+            <w:tcW w:w="4673" w:type="dxa"/>
+          </w:tcPr>
+          <w:p>
+            <w:r>
+              <w:rPr>
+                <w:rFonts w:hint="eastAsia"/>
+              </w:rPr>
+              <w:t xml:space="preserve">r/Therapy </w:t>
+            </w:r>
+            <w:r>
+              <w:t>Primary x NM x TA</w:t>
+            </w:r>
+          </w:p>
+        </w:tc>
+        <w:tc>
+          <w:tcPr>
+            <w:tcW w:w="4678" w:type="dxa"/>
+          </w:tcPr>
+          <w:p>
+            <w:r>
+              <w:rPr>
+                <w:rFonts w:hint="eastAsia"/>
+              </w:rPr>
+              <w:t>r/</w:t>
+            </w:r>
+            <w:proofErr w:type="spellStart"/>
+            <w:r>
+              <w:rPr>
+                <w:rFonts w:hint="eastAsia"/>
+              </w:rPr>
+              <w:t>therapyGPT</w:t>
+            </w:r>
+            <w:proofErr w:type="spellEnd"/>
+            <w:r>
+              <w:rPr>
+                <w:rFonts w:hint="eastAsia"/>
+              </w:rPr>
+              <w:t xml:space="preserve"> </w:t>
+            </w:r>
+            <w:r>
+              <w:t>Habitual x TA x NM</w:t>
+            </w:r>
+          </w:p>
+        </w:tc>
+      </w:tr>
+      <w:tr>
+        <w:tc>
+          <w:tcPr>
+            <w:tcW w:w="4673" w:type="dxa"/>
+          </w:tcPr>
+          <w:p>
+            <w:r>
+              <w:rPr>
+                <w:rFonts w:hint="eastAsia"/>
+              </w:rPr>
+              <w:t xml:space="preserve">r/Therapy </w:t>
+            </w:r>
+            <w:r>
+              <w:t>NM x Episodic X TA</w:t>
+            </w:r>
+          </w:p>
+        </w:tc>
+        <w:tc>
+          <w:tcPr>
+            <w:tcW w:w="4678" w:type="dxa"/>
+          </w:tcPr>
+          <w:p>
+            <w:r>
+              <w:rPr>
+                <w:rFonts w:hint="eastAsia"/>
+              </w:rPr>
+              <w:t>r/</w:t>
+            </w:r>
+            <w:proofErr w:type="spellStart"/>
+            <w:r>
+              <w:rPr>
+                <w:rFonts w:hint="eastAsia"/>
+              </w:rPr>
+              <w:t>therapyGPT</w:t>
+            </w:r>
+            <w:proofErr w:type="spellEnd"/>
+            <w:r>
+              <w:rPr>
+                <w:rFonts w:hint="eastAsia"/>
+              </w:rPr>
+              <w:t xml:space="preserve"> </w:t>
+            </w:r>
+            <w:r>
+              <w:t>Habitual x TA x NM</w:t>
+            </w:r>
+          </w:p>
+        </w:tc>
+      </w:tr>
+      <w:tr>
+        <w:tc>
+          <w:tcPr>
+            <w:tcW w:w="4673" w:type="dxa"/>
+          </w:tcPr>
+          <w:p>
+            <w:r>
+              <w:rPr>
+                <w:rFonts w:hint="eastAsia"/>
+              </w:rPr>
+              <w:t>r/</w:t>
+            </w:r>
+            <w:proofErr w:type="spellStart"/>
+            <w:r>
+              <w:rPr>
+                <w:rFonts w:hint="eastAsia"/>
+              </w:rPr>
+              <w:t>therapyGPT</w:t>
+            </w:r>
+            <w:proofErr w:type="spellEnd"/>
+            <w:r>
+              <w:rPr>
+                <w:rFonts w:hint="eastAsia"/>
+              </w:rPr>
+              <w:t xml:space="preserve"> </w:t>
+            </w:r>
+            <w:r>
+              <w:t>Primary x Habitual x ES</w:t>
+            </w:r>
+          </w:p>
+        </w:tc>
+        <w:tc>
+          <w:tcPr>
+            <w:tcW w:w="4678" w:type="dxa"/>
+          </w:tcPr>
+          <w:p>
+            <w:r>
+              <w:rPr>
+                <w:rFonts w:hint="eastAsia"/>
+              </w:rPr>
+              <w:t>r/</w:t>
+            </w:r>
+            <w:proofErr w:type="spellStart"/>
+            <w:r>
+              <w:rPr>
+                <w:rFonts w:hint="eastAsia"/>
+              </w:rPr>
+              <w:t>therapyGPT</w:t>
+            </w:r>
+            <w:proofErr w:type="spellEnd"/>
+            <w:r>
+              <w:rPr>
+                <w:rFonts w:hint="eastAsia"/>
+              </w:rPr>
+              <w:t xml:space="preserve"> </w:t>
+            </w:r>
+            <w:r>
+              <w:t>Habitual x TA x NM</w:t>
+            </w:r>
+          </w:p>
+        </w:tc>
+      </w:tr>
+      <w:tr>
+        <w:tc>
+          <w:tcPr>
+            <w:tcW w:w="4673" w:type="dxa"/>
+          </w:tcPr>
+          <w:p>
+            <w:r>
+              <w:rPr>
+                <w:rFonts w:hint="eastAsia"/>
+              </w:rPr>
+              <w:t>r/</w:t>
+            </w:r>
+            <w:proofErr w:type="spellStart"/>
+            <w:r>
+              <w:rPr>
+                <w:rFonts w:hint="eastAsia"/>
+              </w:rPr>
+              <w:t>therapyGPT</w:t>
+            </w:r>
+            <w:proofErr w:type="spellEnd"/>
+            <w:r>
+              <w:rPr>
+                <w:rFonts w:hint="eastAsia"/>
+              </w:rPr>
+              <w:t xml:space="preserve"> </w:t>
+            </w:r>
+            <w:r>
+              <w:t>NM x Habitual x CO</w:t>
+            </w:r>
+          </w:p>
+        </w:tc>
+        <w:tc>
+          <w:tcPr>
+            <w:tcW w:w="4678" w:type="dxa"/>
+          </w:tcPr>
+          <w:p>
+            <w:r>
+              <w:rPr>
+                <w:rFonts w:hint="eastAsia"/>
+              </w:rPr>
+              <w:t>r/</w:t>
+            </w:r>
+            <w:proofErr w:type="spellStart"/>
+            <w:r>
+              <w:rPr>
+                <w:rFonts w:hint="eastAsia"/>
+              </w:rPr>
+              <w:t>therapyGPT</w:t>
+            </w:r>
+            <w:proofErr w:type="spellEnd"/>
+            <w:r>
+              <w:rPr>
+                <w:rFonts w:hint="eastAsia"/>
+              </w:rPr>
+              <w:t xml:space="preserve"> </w:t>
+            </w:r>
+            <w:r>
+              <w:t>Habitual x TA x NM</w:t>
+            </w:r>
+          </w:p>
+        </w:tc>
+      </w:tr>
+      <w:tr>
+        <w:tc>
+          <w:tcPr>
+            <w:tcW w:w="4673" w:type="dxa"/>
+          </w:tcPr>
+          <w:p>
+            <w:r>
+              <w:rPr>
+                <w:rFonts w:hint="eastAsia"/>
+              </w:rPr>
+              <w:t>r/</w:t>
+            </w:r>
+            <w:proofErr w:type="spellStart"/>
+            <w:r>
+              <w:rPr>
+                <w:rFonts w:hint="eastAsia"/>
+              </w:rPr>
+              <w:t>therapyGPT</w:t>
+            </w:r>
+            <w:proofErr w:type="spellEnd"/>
+            <w:r>
+              <w:rPr>
+                <w:rFonts w:hint="eastAsia"/>
+              </w:rPr>
+              <w:t xml:space="preserve"> </w:t>
+            </w:r>
+            <w:r>
+              <w:t>Primary x Episodic x TA</w:t>
+            </w:r>
+          </w:p>
+        </w:tc>
+        <w:tc>
+          <w:tcPr>
+            <w:tcW w:w="4678" w:type="dxa"/>
+          </w:tcPr>
+          <w:p>
+            <w:r>
+              <w:rPr>
+                <w:rFonts w:hint="eastAsia"/>
+              </w:rPr>
+              <w:t>r/</w:t>
+            </w:r>
+            <w:proofErr w:type="spellStart"/>
+            <w:r>
+              <w:rPr>
+                <w:rFonts w:hint="eastAsia"/>
+              </w:rPr>
+              <w:t>therapyGPT</w:t>
+            </w:r>
+            <w:proofErr w:type="spellEnd"/>
+            <w:r>
+              <w:rPr>
+                <w:rFonts w:hint="eastAsia"/>
+              </w:rPr>
+              <w:t xml:space="preserve"> Primary x Habitual x TA</w:t>
+            </w:r>
+          </w:p>
+        </w:tc>
+      </w:tr>
+      <w:tr>
+        <w:tc>
+          <w:tcPr>
+            <w:tcW w:w="4673" w:type="dxa"/>
+          </w:tcPr>
+          <w:p>
+            <w:r>
+              <w:rPr>
+                <w:rFonts w:hint="eastAsia"/>
+              </w:rPr>
+              <w:t>r/</w:t>
+            </w:r>
+            <w:proofErr w:type="spellStart"/>
+            <w:r>
+              <w:rPr>
+                <w:rFonts w:hint="eastAsia"/>
+              </w:rPr>
+              <w:t>therapyGPT</w:t>
+            </w:r>
+            <w:proofErr w:type="spellEnd"/>
+            <w:r>
+              <w:rPr>
+                <w:rFonts w:hint="eastAsia"/>
+              </w:rPr>
+              <w:t xml:space="preserve"> </w:t>
+            </w:r>
+            <w:r>
+              <w:t>Supplement x Habitual x SE</w:t>
+            </w:r>
+          </w:p>
+        </w:tc>
+        <w:tc>
+          <w:tcPr>
+            <w:tcW w:w="4678" w:type="dxa"/>
+          </w:tcPr>
+          <w:p>
+            <w:r>
+              <w:rPr>
+                <w:rFonts w:hint="eastAsia"/>
+              </w:rPr>
+              <w:t>r/</w:t>
+            </w:r>
+            <w:proofErr w:type="spellStart"/>
+            <w:r>
+              <w:rPr>
+                <w:rFonts w:hint="eastAsia"/>
+              </w:rPr>
+              <w:t>therapyGPT</w:t>
+            </w:r>
+            <w:proofErr w:type="spellEnd"/>
+            <w:r>
+              <w:rPr>
+                <w:rFonts w:hint="eastAsia"/>
+              </w:rPr>
+              <w:t xml:space="preserve"> </w:t>
+            </w:r>
+            <w:r>
+              <w:t>Habitual x TA x NM</w:t>
+            </w:r>
+          </w:p>
+        </w:tc>
+      </w:tr>
+      <w:tr>
+        <w:tc>
+          <w:tcPr>
+            <w:tcW w:w="4673" w:type="dxa"/>
+          </w:tcPr>
+          <w:p>
+            <w:r>
+              <w:rPr>
+                <w:rFonts w:hint="eastAsia"/>
+              </w:rPr>
+              <w:t>r/</w:t>
+            </w:r>
+            <w:proofErr w:type="spellStart"/>
+            <w:r>
+              <w:rPr>
+                <w:rFonts w:hint="eastAsia"/>
+              </w:rPr>
+              <w:t>therapyGPT</w:t>
+            </w:r>
+            <w:proofErr w:type="spellEnd"/>
+            <w:r>
+              <w:rPr>
+                <w:rFonts w:hint="eastAsia"/>
+              </w:rPr>
+              <w:t xml:space="preserve"> </w:t>
+            </w:r>
+            <w:r>
+              <w:t>NM x Episodic x TA</w:t>
+            </w:r>
+          </w:p>
+        </w:tc>
+        <w:tc>
+          <w:tcPr>
+            <w:tcW w:w="4678" w:type="dxa"/>
+          </w:tcPr>
+          <w:p>
+            <w:r>
+              <w:rPr>
+                <w:rFonts w:hint="eastAsia"/>
+              </w:rPr>
+              <w:t>r/</w:t>
+            </w:r>
+            <w:proofErr w:type="spellStart"/>
+            <w:r>
+              <w:rPr>
+                <w:rFonts w:hint="eastAsia"/>
+              </w:rPr>
+              <w:t>therapyGPT</w:t>
+            </w:r>
+            <w:proofErr w:type="spellEnd"/>
+            <w:r>
+              <w:rPr>
+                <w:rFonts w:hint="eastAsia"/>
+              </w:rPr>
+              <w:t xml:space="preserve"> </w:t>
+            </w:r>
+            <w:r>
+              <w:t>Habitual x TA x NM</w:t>
+            </w:r>
+          </w:p>
+        </w:tc>
+      </w:tr>
+    </w:tbl>
+    <w:p/>
     <w:p>
       <w:pPr>
         <w:pStyle w:val="3"/>
       </w:pPr>
       <w:r>
         <w:t>2.2.4 Check whether the remaining combinations share the same content across communities</w:t>
+      </w:r>
+    </w:p>
+    <w:p>
+      <w:pPr>
+        <w:rPr>
+          <w:rStyle w:val="ae"/>
+        </w:rPr>
+      </w:pPr>
+      <w:r>
+        <w:rPr>
+          <w:rStyle w:val="ae"/>
+          <w:rFonts w:hint="eastAsia"/>
+        </w:rPr>
+        <w:t xml:space="preserve">Excluding </w:t>
+      </w:r>
+      <w:r>
+        <w:rPr>
+          <w:rStyle w:val="ae"/>
+        </w:rPr>
+        <w:t>multiple</w:t>
+      </w:r>
+      <w:r>
+        <w:rPr>
+          <w:rStyle w:val="ae"/>
+          <w:rFonts w:hint="eastAsia"/>
+        </w:rPr>
+        <w:t>-</w:t>
+      </w:r>
+      <w:r>
+        <w:rPr>
+          <w:rStyle w:val="ae"/>
+        </w:rPr>
+        <w:t>case</w:t>
+      </w:r>
+      <w:r>
+        <w:rPr>
+          <w:rStyle w:val="ae"/>
+          <w:rFonts w:hint="eastAsia"/>
+        </w:rPr>
+        <w:t xml:space="preserve"> combinations with the same content as include cases in 2.2.3</w:t>
+      </w:r>
+    </w:p>
+    <w:tbl>
+      <w:tblPr>
+        <w:tblStyle w:val="af1"/>
+        <w:tblW w:w="9351" w:type="dxa"/>
+        <w:tblLook w:val="04A0" w:firstRow="1" w:lastRow="0" w:firstColumn="1" w:lastColumn="0" w:noHBand="0" w:noVBand="1"/>
+      </w:tblPr>
+      <w:tblGrid>
+        <w:gridCol w:w="4673"/>
+        <w:gridCol w:w="4678"/>
+      </w:tblGrid>
+      <w:tr>
+        <w:tc>
+          <w:tcPr>
+            <w:tcW w:w="4673" w:type="dxa"/>
+            <w:shd w:val="clear" w:color="auto" w:fill="DAE1D3" w:themeFill="accent1" w:themeFillTint="66"/>
+          </w:tcPr>
+          <w:p>
+            <w:pPr>
+              <w:rPr>
+                <w:b/>
+                <w:bCs/>
+              </w:rPr>
+            </w:pPr>
+            <w:r>
+              <w:rPr>
+                <w:rFonts w:hint="eastAsia"/>
+                <w:b/>
+                <w:bCs/>
+              </w:rPr>
+              <w:t>Excluded</w:t>
+            </w:r>
+            <w:r>
+              <w:rPr>
+                <w:b/>
+                <w:bCs/>
+              </w:rPr>
+              <w:t xml:space="preserve"> </w:t>
+            </w:r>
+            <w:r>
+              <w:rPr>
+                <w:rFonts w:hint="eastAsia"/>
+                <w:b/>
+                <w:bCs/>
+              </w:rPr>
+              <w:t>s</w:t>
+            </w:r>
+            <w:r>
+              <w:rPr>
+                <w:b/>
+                <w:bCs/>
+              </w:rPr>
+              <w:t>ingle-post combination</w:t>
+            </w:r>
+            <w:r>
+              <w:rPr>
+                <w:rFonts w:hint="eastAsia"/>
+                <w:b/>
+                <w:bCs/>
+              </w:rPr>
+              <w:t xml:space="preserve"> </w:t>
+            </w:r>
+          </w:p>
+        </w:tc>
+        <w:tc>
+          <w:tcPr>
+            <w:tcW w:w="4678" w:type="dxa"/>
+            <w:shd w:val="clear" w:color="auto" w:fill="DAE1D3" w:themeFill="accent1" w:themeFillTint="66"/>
+          </w:tcPr>
+          <w:p>
+            <w:pPr>
+              <w:rPr>
+                <w:b/>
+                <w:bCs/>
+              </w:rPr>
+            </w:pPr>
+            <w:r>
+              <w:rPr>
+                <w:rFonts w:hint="eastAsia"/>
+                <w:b/>
+                <w:bCs/>
+              </w:rPr>
+              <w:t>Combination with same content</w:t>
+            </w:r>
+          </w:p>
+        </w:tc>
+      </w:tr>
+      <w:tr>
+        <w:tc>
+          <w:tcPr>
+            <w:tcW w:w="4673" w:type="dxa"/>
+          </w:tcPr>
+          <w:p>
+            <w:r>
+              <w:rPr>
+                <w:rFonts w:hint="eastAsia"/>
+              </w:rPr>
+              <w:t xml:space="preserve">r/depression </w:t>
+            </w:r>
+            <w:r>
+              <w:t>Primary x Episodic x ES</w:t>
+            </w:r>
+          </w:p>
+        </w:tc>
+        <w:tc>
+          <w:tcPr>
+            <w:tcW w:w="4678" w:type="dxa"/>
+          </w:tcPr>
+          <w:p>
+            <w:r>
+              <w:t xml:space="preserve">Primary x Habitual </w:t>
+            </w:r>
+            <w:r>
+              <w:rPr>
+                <w:rFonts w:hint="eastAsia"/>
+              </w:rPr>
+              <w:t>x</w:t>
+            </w:r>
+            <w:r>
+              <w:t xml:space="preserve"> CO</w:t>
+            </w:r>
+            <w:r>
+              <w:rPr>
+                <w:rFonts w:hint="eastAsia"/>
+              </w:rPr>
+              <w:t>/VE</w:t>
+            </w:r>
+          </w:p>
+        </w:tc>
+      </w:tr>
+      <w:tr>
+        <w:tc>
+          <w:tcPr>
+            <w:tcW w:w="4673" w:type="dxa"/>
+          </w:tcPr>
+          <w:p>
+            <w:r>
+              <w:rPr>
+                <w:rFonts w:hint="eastAsia"/>
+              </w:rPr>
+              <w:t xml:space="preserve">r/depression </w:t>
+            </w:r>
+            <w:r>
+              <w:t>NM x Habitual x CO</w:t>
+            </w:r>
+          </w:p>
+        </w:tc>
+        <w:tc>
+          <w:tcPr>
+            <w:tcW w:w="4678" w:type="dxa"/>
+          </w:tcPr>
+          <w:p>
+            <w:r>
+              <w:t xml:space="preserve">Primary x Habitual </w:t>
+            </w:r>
+            <w:r>
+              <w:rPr>
+                <w:rFonts w:hint="eastAsia"/>
+              </w:rPr>
+              <w:t>x</w:t>
+            </w:r>
+            <w:r>
+              <w:t xml:space="preserve"> CO</w:t>
+            </w:r>
+            <w:r>
+              <w:rPr>
+                <w:rFonts w:hint="eastAsia"/>
+              </w:rPr>
+              <w:t>/VE</w:t>
+            </w:r>
+            <w:r>
+              <w:rPr>
+                <w:rFonts w:hint="eastAsia"/>
+              </w:rPr>
+              <w:t>; r/</w:t>
+            </w:r>
+            <w:proofErr w:type="spellStart"/>
+            <w:r>
+              <w:rPr>
+                <w:rFonts w:hint="eastAsia"/>
+              </w:rPr>
+              <w:t>therapyGPT</w:t>
+            </w:r>
+            <w:proofErr w:type="spellEnd"/>
+            <w:r>
+              <w:rPr>
+                <w:rFonts w:hint="eastAsia"/>
+              </w:rPr>
+              <w:t xml:space="preserve"> </w:t>
+            </w:r>
+            <w:r>
+              <w:t xml:space="preserve">Habitual x TA x </w:t>
+            </w:r>
+            <w:r>
+              <w:rPr>
+                <w:rFonts w:hint="eastAsia"/>
+              </w:rPr>
+              <w:t>Supplement</w:t>
+            </w:r>
+          </w:p>
+        </w:tc>
+      </w:tr>
+      <w:tr>
+        <w:tc>
+          <w:tcPr>
+            <w:tcW w:w="4673" w:type="dxa"/>
+          </w:tcPr>
+          <w:p>
+            <w:r>
+              <w:rPr>
+                <w:rFonts w:hint="eastAsia"/>
+              </w:rPr>
+              <w:t xml:space="preserve">r/depression </w:t>
+            </w:r>
+            <w:r>
+              <w:t>Primary x Habitual x ES</w:t>
+            </w:r>
+          </w:p>
+        </w:tc>
+        <w:tc>
+          <w:tcPr>
+            <w:tcW w:w="4678" w:type="dxa"/>
+          </w:tcPr>
+          <w:p>
+            <w:r>
+              <w:rPr>
+                <w:rFonts w:hint="eastAsia"/>
+              </w:rPr>
+              <w:t>r/</w:t>
+            </w:r>
+            <w:proofErr w:type="spellStart"/>
+            <w:r>
+              <w:rPr>
+                <w:rFonts w:hint="eastAsia"/>
+              </w:rPr>
+              <w:t>therapyGPT</w:t>
+            </w:r>
+            <w:proofErr w:type="spellEnd"/>
+            <w:r>
+              <w:rPr>
+                <w:rFonts w:hint="eastAsia"/>
+              </w:rPr>
+              <w:t xml:space="preserve"> Primary x Habitual x TA; r/</w:t>
+            </w:r>
+            <w:proofErr w:type="spellStart"/>
+            <w:r>
+              <w:rPr>
+                <w:rFonts w:hint="eastAsia"/>
+              </w:rPr>
+              <w:t>therapyGPT</w:t>
+            </w:r>
+            <w:proofErr w:type="spellEnd"/>
+            <w:r>
+              <w:rPr>
+                <w:rFonts w:hint="eastAsia"/>
+              </w:rPr>
+              <w:t xml:space="preserve"> </w:t>
+            </w:r>
+            <w:r>
+              <w:t>Habitual x TA x NM</w:t>
+            </w:r>
+          </w:p>
+        </w:tc>
+      </w:tr>
+      <w:tr>
+        <w:tc>
+          <w:tcPr>
+            <w:tcW w:w="4673" w:type="dxa"/>
+          </w:tcPr>
+          <w:p>
+            <w:r>
+              <w:rPr>
+                <w:rFonts w:hint="eastAsia"/>
+              </w:rPr>
+              <w:t xml:space="preserve">r/depression </w:t>
+            </w:r>
+            <w:r>
+              <w:t>Primary x Episodic x VE</w:t>
+            </w:r>
+          </w:p>
+        </w:tc>
+        <w:tc>
+          <w:tcPr>
+            <w:tcW w:w="4678" w:type="dxa"/>
+          </w:tcPr>
+          <w:p>
+            <w:r>
+              <w:t xml:space="preserve">Primary x Habitual </w:t>
+            </w:r>
+            <w:r>
+              <w:rPr>
+                <w:rFonts w:hint="eastAsia"/>
+              </w:rPr>
+              <w:t>x</w:t>
+            </w:r>
+            <w:r>
+              <w:t xml:space="preserve"> CO</w:t>
+            </w:r>
+            <w:r>
+              <w:rPr>
+                <w:rFonts w:hint="eastAsia"/>
+              </w:rPr>
+              <w:t>/VE</w:t>
+            </w:r>
+          </w:p>
+        </w:tc>
+      </w:tr>
+      <w:tr>
+        <w:tc>
+          <w:tcPr>
+            <w:tcW w:w="4673" w:type="dxa"/>
+          </w:tcPr>
+          <w:p>
+            <w:r>
+              <w:t>r/</w:t>
+            </w:r>
+            <w:proofErr w:type="spellStart"/>
+            <w:r>
+              <w:rPr>
+                <w:rFonts w:hint="eastAsia"/>
+              </w:rPr>
+              <w:t>mentalhealth</w:t>
+            </w:r>
+            <w:proofErr w:type="spellEnd"/>
+            <w:r>
+              <w:rPr>
+                <w:rFonts w:hint="eastAsia"/>
+              </w:rPr>
+              <w:t xml:space="preserve"> </w:t>
+            </w:r>
+            <w:r>
+              <w:t>Primary x Habitual x ES</w:t>
+            </w:r>
+          </w:p>
+        </w:tc>
+        <w:tc>
+          <w:tcPr>
+            <w:tcW w:w="4678" w:type="dxa"/>
+          </w:tcPr>
+          <w:p>
+            <w:r>
+              <w:t xml:space="preserve">Primary x Habitual </w:t>
+            </w:r>
+            <w:r>
+              <w:rPr>
+                <w:rFonts w:hint="eastAsia"/>
+              </w:rPr>
+              <w:t>x</w:t>
+            </w:r>
+            <w:r>
+              <w:t xml:space="preserve"> CO</w:t>
+            </w:r>
+            <w:r>
+              <w:rPr>
+                <w:rFonts w:hint="eastAsia"/>
+              </w:rPr>
+              <w:t>/VE</w:t>
+            </w:r>
+          </w:p>
+        </w:tc>
+      </w:tr>
+    </w:tbl>
+    <w:p>
+      <w:pPr>
+        <w:rPr>
+          <w:rStyle w:val="ae"/>
+        </w:rPr>
+      </w:pPr>
+    </w:p>
+    <w:p>
+      <w:pPr>
+        <w:rPr>
+          <w:rStyle w:val="ae"/>
+        </w:rPr>
+      </w:pPr>
+      <w:r>
+        <w:rPr>
+          <w:rStyle w:val="ae"/>
+          <w:rFonts w:hint="eastAsia"/>
+        </w:rPr>
+        <w:t>The c</w:t>
+      </w:r>
+      <w:r>
+        <w:rPr>
+          <w:rStyle w:val="ae"/>
+        </w:rPr>
+        <w:t>ombinations share the same content across communities</w:t>
+      </w:r>
+      <w:r>
+        <w:rPr>
+          <w:rStyle w:val="ae"/>
+          <w:rFonts w:hint="eastAsia"/>
+        </w:rPr>
+        <w:t>:</w:t>
       </w:r>
     </w:p>
     <w:tbl>
@@ -3783,6 +5655,7 @@
           </w:tcPr>
           <w:p>
             <w:r>
+              <w:lastRenderedPageBreak/>
               <w:t>Parallel x Habitual / NM</w:t>
             </w:r>
           </w:p>
@@ -3888,6 +5761,12 @@
           <w:p>
             <w:r>
               <w:t>AI presented as very helpful</w:t>
+            </w:r>
+            <w:r>
+              <w:rPr>
+                <w:rFonts w:hint="eastAsia"/>
+              </w:rPr>
+              <w:t xml:space="preserve"> with less tension</w:t>
             </w:r>
           </w:p>
         </w:tc>
@@ -3895,7 +5774,174 @@
     </w:tbl>
     <w:p>
       <w:pPr>
+        <w:rPr>
+          <w:rStyle w:val="ae"/>
+        </w:rPr>
+      </w:pPr>
+    </w:p>
+    <w:p>
+      <w:r>
+        <w:rPr>
+          <w:rStyle w:val="ae"/>
+        </w:rPr>
+        <w:t>combinations share the same conten</w:t>
+      </w:r>
+      <w:r>
+        <w:rPr>
+          <w:rStyle w:val="ae"/>
+          <w:rFonts w:hint="eastAsia"/>
+        </w:rPr>
+        <w:t>t with above combinations:</w:t>
+      </w:r>
+    </w:p>
+    <w:tbl>
+      <w:tblPr>
+        <w:tblStyle w:val="af1"/>
+        <w:tblW w:w="9351" w:type="dxa"/>
+        <w:tblLook w:val="04A0" w:firstRow="1" w:lastRow="0" w:firstColumn="1" w:lastColumn="0" w:noHBand="0" w:noVBand="1"/>
+      </w:tblPr>
+      <w:tblGrid>
+        <w:gridCol w:w="4531"/>
+        <w:gridCol w:w="4820"/>
+      </w:tblGrid>
+      <w:tr>
+        <w:tc>
+          <w:tcPr>
+            <w:tcW w:w="4531" w:type="dxa"/>
+            <w:shd w:val="clear" w:color="auto" w:fill="DAE1D3" w:themeFill="accent1" w:themeFillTint="66"/>
+          </w:tcPr>
+          <w:p>
+            <w:pPr>
+              <w:rPr>
+                <w:b/>
+                <w:bCs/>
+              </w:rPr>
+            </w:pPr>
+            <w:r>
+              <w:rPr>
+                <w:b/>
+                <w:bCs/>
+              </w:rPr>
+              <w:t>Item</w:t>
+            </w:r>
+          </w:p>
+        </w:tc>
+        <w:tc>
+          <w:tcPr>
+            <w:tcW w:w="4820" w:type="dxa"/>
+            <w:shd w:val="clear" w:color="auto" w:fill="DAE1D3" w:themeFill="accent1" w:themeFillTint="66"/>
+          </w:tcPr>
+          <w:p>
+            <w:pPr>
+              <w:rPr>
+                <w:b/>
+                <w:bCs/>
+              </w:rPr>
+            </w:pPr>
+            <w:r>
+              <w:rPr>
+                <w:rFonts w:hint="eastAsia"/>
+                <w:b/>
+                <w:bCs/>
+              </w:rPr>
+              <w:t>Reason</w:t>
+            </w:r>
+          </w:p>
+        </w:tc>
+      </w:tr>
+      <w:tr>
+        <w:tc>
+          <w:tcPr>
+            <w:tcW w:w="4531" w:type="dxa"/>
+          </w:tcPr>
+          <w:p>
+            <w:r>
+              <w:rPr>
+                <w:rFonts w:hint="eastAsia"/>
+              </w:rPr>
+              <w:t xml:space="preserve">r/Anxiety </w:t>
+            </w:r>
+            <w:r>
+              <w:t>RE x NM x Episodic</w:t>
+            </w:r>
+            <w:r>
+              <w:rPr>
+                <w:rFonts w:hint="eastAsia"/>
+              </w:rPr>
+              <w:t xml:space="preserve">; r/Anxiety </w:t>
+            </w:r>
+            <w:r>
+              <w:t>SE x NM x Episodic</w:t>
+            </w:r>
+            <w:r>
+              <w:rPr>
+                <w:rFonts w:hint="eastAsia"/>
+              </w:rPr>
+              <w:t>;</w:t>
+            </w:r>
+          </w:p>
+        </w:tc>
+        <w:tc>
+          <w:tcPr>
+            <w:tcW w:w="4820" w:type="dxa"/>
+          </w:tcPr>
+          <w:p>
+            <w:r>
+              <w:rPr>
+                <w:rFonts w:hint="eastAsia"/>
+              </w:rPr>
+              <w:t>T</w:t>
+            </w:r>
+            <w:r>
+              <w:t>errified by the AI</w:t>
+            </w:r>
+            <w:r>
+              <w:rPr>
+                <w:rFonts w:hint="eastAsia"/>
+              </w:rPr>
+              <w:t xml:space="preserve"> as </w:t>
+            </w:r>
+            <w:r>
+              <w:t>r/</w:t>
+            </w:r>
+            <w:proofErr w:type="spellStart"/>
+            <w:r>
+              <w:t>therapyGPT</w:t>
+            </w:r>
+            <w:proofErr w:type="spellEnd"/>
+            <w:r>
+              <w:t xml:space="preserve">  NM (Source) x SE</w:t>
+            </w:r>
+            <w:r>
+              <w:rPr>
+                <w:rFonts w:hint="eastAsia"/>
+              </w:rPr>
+              <w:t xml:space="preserve">, same as </w:t>
+            </w:r>
+            <w:r>
+              <w:t>r/</w:t>
+            </w:r>
+            <w:proofErr w:type="spellStart"/>
+            <w:r>
+              <w:t>therapyGPT</w:t>
+            </w:r>
+            <w:proofErr w:type="spellEnd"/>
+            <w:r>
+              <w:t xml:space="preserve">  NM (Source) x SE</w:t>
+            </w:r>
+          </w:p>
+        </w:tc>
+      </w:tr>
+    </w:tbl>
+    <w:p/>
+    <w:p>
+      <w:pPr>
         <w:pStyle w:val="3"/>
+        <w:rPr>
+          <w:rStyle w:val="ae"/>
+          <w:i w:val="0"/>
+          <w:iCs w:val="0"/>
+        </w:rPr>
       </w:pPr>
       <w:r>
         <w:t>2.2.5 Count what is still left over and produce the final sampling claim</w:t>
@@ -3910,8 +5956,9 @@
       <w:r>
         <w:rPr>
           <w:rStyle w:val="ae"/>
+          <w:rFonts w:hint="eastAsia"/>
         </w:rPr>
-        <w:t>Only r/therapy and r/Anxiety have combinations remaining, one case each.</w:t>
+        <w:t>Remaining cases:</w:t>
       </w:r>
     </w:p>
     <w:tbl>
@@ -4055,11 +6102,6 @@
             <w:tcW w:w="2122" w:type="dxa"/>
           </w:tcPr>
           <w:p>
-            <w:pPr>
-              <w:rPr>
-                <w:rFonts w:hint="eastAsia"/>
-              </w:rPr>
-            </w:pPr>
             <w:r>
               <w:rPr>
                 <w:rFonts w:hint="eastAsia"/>
@@ -4073,11 +6115,6 @@
             <w:tcW w:w="7229" w:type="dxa"/>
           </w:tcPr>
           <w:p>
-            <w:pPr>
-              <w:rPr>
-                <w:rFonts w:hint="eastAsia"/>
-              </w:rPr>
-            </w:pPr>
             <w:r>
               <w:t>Unique case: self-abandonment, with the therapist felt to be tolerating her out of duty</w:t>
             </w:r>
@@ -4090,11 +6127,6 @@
             <w:tcW w:w="2122" w:type="dxa"/>
           </w:tcPr>
           <w:p>
-            <w:pPr>
-              <w:rPr>
-                <w:rFonts w:hint="eastAsia"/>
-              </w:rPr>
-            </w:pPr>
             <w:r>
               <w:rPr>
                 <w:rFonts w:hint="eastAsia"/>
@@ -4128,19 +6160,17 @@
             <w:tcW w:w="7229" w:type="dxa"/>
           </w:tcPr>
           <w:p>
-            <w:pPr>
-              <w:rPr>
-                <w:rFonts w:hint="eastAsia"/>
-              </w:rPr>
-            </w:pPr>
-            <w:r>
-              <w:rPr>
-                <w:rFonts w:hint="eastAsia"/>
-              </w:rPr>
-              <w:t xml:space="preserve">The only </w:t>
-            </w:r>
-            <w:r>
-              <w:t>combination</w:t>
+            <w:r>
+              <w:rPr>
+                <w:rFonts w:hint="eastAsia"/>
+              </w:rPr>
+              <w:t xml:space="preserve">Did </w:t>
+            </w:r>
+            <w:r>
+              <w:rPr>
+                <w:rFonts w:hint="eastAsia"/>
+              </w:rPr>
+              <w:t>not mention the usage intent; one post was from a special individual with deficit in written expression;</w:t>
             </w:r>
             <w:r>
               <w:rPr>
@@ -4152,18 +6182,6 @@
               <w:rPr>
                 <w:rFonts w:hint="eastAsia"/>
               </w:rPr>
-              <w:t>did not mention the usage intent; one post was from a special individual with deficit in written expression;</w:t>
-            </w:r>
-            <w:r>
-              <w:rPr>
-                <w:rFonts w:hint="eastAsia"/>
-              </w:rPr>
-              <w:t xml:space="preserve"> </w:t>
-            </w:r>
-            <w:r>
-              <w:rPr>
-                <w:rFonts w:hint="eastAsia"/>
-              </w:rPr>
               <w:t xml:space="preserve">one post was from a suspiciously </w:t>
             </w:r>
             <w:r>
@@ -4174,6 +6192,40 @@
                 <w:rFonts w:hint="eastAsia"/>
               </w:rPr>
               <w:t xml:space="preserve"> individual</w:t>
+            </w:r>
+          </w:p>
+        </w:tc>
+      </w:tr>
+      <w:tr>
+        <w:tc>
+          <w:tcPr>
+            <w:tcW w:w="2122" w:type="dxa"/>
+          </w:tcPr>
+          <w:p>
+            <w:r>
+              <w:rPr>
+                <w:rFonts w:hint="eastAsia"/>
+              </w:rPr>
+              <w:t>NM x Habitual x N</w:t>
+            </w:r>
+          </w:p>
+        </w:tc>
+        <w:tc>
+          <w:tcPr>
+            <w:tcW w:w="7229" w:type="dxa"/>
+          </w:tcPr>
+          <w:p>
+            <w:r>
+              <w:rPr>
+                <w:rFonts w:hint="eastAsia"/>
+              </w:rPr>
+              <w:t>Feeling true emotion</w:t>
+            </w:r>
+            <w:r>
+              <w:rPr>
+                <w:rFonts w:hint="eastAsia"/>
+              </w:rPr>
+              <w:t xml:space="preserve"> over the death of imaginary character, did not mention the usage of AI specifically</w:t>
             </w:r>
           </w:p>
         </w:tc>
@@ -4308,15 +6360,7 @@
           </w:tcPr>
           <w:p>
             <w:r>
-              <w:t xml:space="preserve">Two single posts </w:t>
-            </w:r>
-            <w:proofErr w:type="gramStart"/>
-            <w:r>
-              <w:t>is</w:t>
-            </w:r>
-            <w:proofErr w:type="gramEnd"/>
-            <w:r>
-              <w:t xml:space="preserve"> an anecdote, not a contrast</w:t>
+              <w:t>Two single posts is an anecdote, not a contrast</w:t>
             </w:r>
           </w:p>
         </w:tc>
@@ -5067,6 +7111,7 @@
   <w:style w:type="character" w:default="1" w:styleId="a0">
     <w:name w:val="Default Paragraph Font"/>
     <w:uiPriority w:val="1"/>
+    <w:semiHidden/>
     <w:unhideWhenUsed/>
   </w:style>
   <w:style w:type="table" w:default="1" w:styleId="a1">
